--- a/docs/experiment-log/完整实验记录_2026-08-11.docx
+++ b/docs/experiment-log/完整实验记录_2026-08-11.docx
@@ -3125,7 +3125,7 @@
         <w:pStyle w:val="Heading2"/>
       </w:pPr>
       <w:r>
-        <w:t>§6.1 密度扫描 k 轴完整实测结果（k=1→15 共 7 done · k20 running）</w:t>
+        <w:t>§6.1 密度扫描 k 轴完整实测结果（k=1→20 共 8 done）</w:t>
       </w:r>
     </w:p>
     <w:p>
@@ -3821,10 +3821,7 @@
           </w:tcPr>
           <w:p>
             <w:r>
-              <w:rPr>
-                <w:sz w:val="18"/>
-              </w:rPr>
-              <w:t>— (running q447/500)</w:t>
+              <w:t>0.940</w:t>
             </w:r>
           </w:p>
         </w:tc>
@@ -3834,10 +3831,7 @@
           </w:tcPr>
           <w:p>
             <w:r>
-              <w:rPr>
-                <w:sz w:val="18"/>
-              </w:rPr>
-              <w:t>—</w:t>
+              <w:t>0.834</w:t>
             </w:r>
           </w:p>
         </w:tc>
@@ -3847,10 +3841,7 @@
           </w:tcPr>
           <w:p>
             <w:r>
-              <w:rPr>
-                <w:sz w:val="18"/>
-              </w:rPr>
-              <w:t>—</w:t>
+              <w:t>0.608</w:t>
             </w:r>
           </w:p>
         </w:tc>
@@ -3860,10 +3851,7 @@
           </w:tcPr>
           <w:p>
             <w:r>
-              <w:rPr>
-                <w:sz w:val="18"/>
-              </w:rPr>
-              <w:t>—</w:t>
+              <w:t>+0.106</w:t>
             </w:r>
           </w:p>
         </w:tc>
@@ -3873,10 +3861,7 @@
           </w:tcPr>
           <w:p>
             <w:r>
-              <w:rPr>
-                <w:sz w:val="18"/>
-              </w:rPr>
-              <w:t>running</w:t>
+              <w:t>done · 扩展</w:t>
             </w:r>
           </w:p>
         </w:tc>

--- a/docs/experiment-log/完整实验记录_2026-08-11.docx
+++ b/docs/experiment-log/完整实验记录_2026-08-11.docx
@@ -3367,10 +3367,7 @@
           </w:tcPr>
           <w:p>
             <w:r>
-              <w:rPr>
-                <w:sz w:val="18"/>
-              </w:rPr>
-              <w:t>—</w:t>
+              <w:t>0.592</w:t>
             </w:r>
           </w:p>
         </w:tc>
@@ -3867,6 +3864,323 @@
         </w:tc>
       </w:tr>
     </w:tbl>
+    <w:p>
+      <w:r>
+        <w:rPr>
+          <w:b/>
+          <w:sz w:val="23"/>
+        </w:rPr>
+        <w:t>密度扫描核心发现（k 轴，Ẇ=1.0，N=500）</w:t>
+      </w:r>
+    </w:p>
+    <w:p>
+      <w:r>
+        <w:t>① 护城河铁证：全部 8 个 k 值的集体精度（0.902–0.950）始终远大于最强单体（0.834）与纯投票（0.59–0.61），集体与纯投票差距约 0.33 且与 k 无关——这是“协作合成 ≠ 多数投票”的硬证据。</w:t>
+      </w:r>
+    </w:p>
+    <w:p>
+      <w:r>
+        <w:t>② 非单调与最优 k：集体精度在 k=10–12 达到峰值 0.950，k=7（0.928）、k=15（0.936）、k=20（0.940）均低于峰值；k=20 并未优于 k=10，否定“专家越多越好”，与方程“过密回落”的定性预言方向一致。</w:t>
+      </w:r>
+    </w:p>
+    <w:p>
+      <w:r>
+        <w:t>③ 诚实边界：图5 显示 k10/k12 峰值与 k15/k20 之差约 1pp，小于 N=500 二项 95% CI（约 ±2.7pp），非单调方向一致但幅度未超出统计噪声，需更大 N 或更密 k 采样确认。</w:t>
+      </w:r>
+    </w:p>
+    <w:p>
+      <w:r>
+        <w:t>④ 涌现判据：G_anchor（集体−最强单体）全程稳定 +0.09~+0.12，与 k 弱相关，表明增益来自跨层合成机制而非单纯增加专家节点。</w:t>
+      </w:r>
+    </w:p>
+    <w:p>
+      <w:pPr>
+        <w:jc w:val="center"/>
+      </w:pPr>
+      <w:r>
+        <w:drawing>
+          <wp:inline xmlns:a="http://schemas.openxmlformats.org/drawingml/2006/main" xmlns:pic="http://schemas.openxmlformats.org/drawingml/2006/picture">
+            <wp:extent cx="5486400" cy="3169920"/>
+            <wp:docPr id="11" name="Picture 11"/>
+            <wp:cNvGraphicFramePr>
+              <a:graphicFrameLocks noChangeAspect="1"/>
+            </wp:cNvGraphicFramePr>
+            <a:graphic>
+              <a:graphicData uri="http://schemas.openxmlformats.org/drawingml/2006/picture">
+                <pic:pic>
+                  <pic:nvPicPr>
+                    <pic:cNvPr id="0" name="fig1_k_axis_overview.png"/>
+                    <pic:cNvPicPr/>
+                  </pic:nvPicPr>
+                  <pic:blipFill>
+                    <a:blip r:embed="rId19"/>
+                    <a:stretch>
+                      <a:fillRect/>
+                    </a:stretch>
+                  </pic:blipFill>
+                  <pic:spPr>
+                    <a:xfrm>
+                      <a:off x="0" y="0"/>
+                      <a:ext cx="5486400" cy="3169920"/>
+                    </a:xfrm>
+                    <a:prstGeom prst="rect"/>
+                  </pic:spPr>
+                </pic:pic>
+              </a:graphicData>
+            </a:graphic>
+          </wp:inline>
+        </w:drawing>
+      </w:r>
+    </w:p>
+    <w:p>
+      <w:pPr>
+        <w:jc w:val="center"/>
+      </w:pPr>
+      <w:r>
+        <w:rPr>
+          <w:color w:val="5F5E5A"/>
+          <w:sz w:val="18"/>
+        </w:rPr>
+        <w:t>图1 · k 轴总览：护城河三线与集体精度非单调</w:t>
+      </w:r>
+    </w:p>
+    <w:p>
+      <w:pPr>
+        <w:jc w:val="center"/>
+      </w:pPr>
+      <w:r>
+        <w:drawing>
+          <wp:inline xmlns:a="http://schemas.openxmlformats.org/drawingml/2006/main" xmlns:pic="http://schemas.openxmlformats.org/drawingml/2006/picture">
+            <wp:extent cx="5486400" cy="2294313"/>
+            <wp:docPr id="12" name="Picture 12"/>
+            <wp:cNvGraphicFramePr>
+              <a:graphicFrameLocks noChangeAspect="1"/>
+            </wp:cNvGraphicFramePr>
+            <a:graphic>
+              <a:graphicData uri="http://schemas.openxmlformats.org/drawingml/2006/picture">
+                <pic:pic>
+                  <pic:nvPicPr>
+                    <pic:cNvPr id="0" name="fig2_node_distribution_k20.png"/>
+                    <pic:cNvPicPr/>
+                  </pic:nvPicPr>
+                  <pic:blipFill>
+                    <a:blip r:embed="rId20"/>
+                    <a:stretch>
+                      <a:fillRect/>
+                    </a:stretch>
+                  </pic:blipFill>
+                  <pic:spPr>
+                    <a:xfrm>
+                      <a:off x="0" y="0"/>
+                      <a:ext cx="5486400" cy="2294313"/>
+                    </a:xfrm>
+                    <a:prstGeom prst="rect"/>
+                  </pic:spPr>
+                </pic:pic>
+              </a:graphicData>
+            </a:graphic>
+          </wp:inline>
+        </w:drawing>
+      </w:r>
+    </w:p>
+    <w:p>
+      <w:pPr>
+        <w:jc w:val="center"/>
+      </w:pPr>
+      <w:r>
+        <w:rPr>
+          <w:color w:val="5F5E5A"/>
+          <w:sz w:val="18"/>
+        </w:rPr>
+        <w:t>图2 · k=20 节点精度分布：信息从底层汇聚到顶层</w:t>
+      </w:r>
+    </w:p>
+    <w:p>
+      <w:pPr>
+        <w:jc w:val="center"/>
+      </w:pPr>
+      <w:r>
+        <w:drawing>
+          <wp:inline xmlns:a="http://schemas.openxmlformats.org/drawingml/2006/main" xmlns:pic="http://schemas.openxmlformats.org/drawingml/2006/picture">
+            <wp:extent cx="5486400" cy="3048000"/>
+            <wp:docPr id="13" name="Picture 13"/>
+            <wp:cNvGraphicFramePr>
+              <a:graphicFrameLocks noChangeAspect="1"/>
+            </wp:cNvGraphicFramePr>
+            <a:graphic>
+              <a:graphicData uri="http://schemas.openxmlformats.org/drawingml/2006/picture">
+                <pic:pic>
+                  <pic:nvPicPr>
+                    <pic:cNvPr id="0" name="fig4_G_anchor.png"/>
+                    <pic:cNvPicPr/>
+                  </pic:nvPicPr>
+                  <pic:blipFill>
+                    <a:blip r:embed="rId21"/>
+                    <a:stretch>
+                      <a:fillRect/>
+                    </a:stretch>
+                  </pic:blipFill>
+                  <pic:spPr>
+                    <a:xfrm>
+                      <a:off x="0" y="0"/>
+                      <a:ext cx="5486400" cy="3048000"/>
+                    </a:xfrm>
+                    <a:prstGeom prst="rect"/>
+                  </pic:spPr>
+                </pic:pic>
+              </a:graphicData>
+            </a:graphic>
+          </wp:inline>
+        </w:drawing>
+      </w:r>
+    </w:p>
+    <w:p>
+      <w:pPr>
+        <w:jc w:val="center"/>
+      </w:pPr>
+      <w:r>
+        <w:rPr>
+          <w:color w:val="5F5E5A"/>
+          <w:sz w:val="18"/>
+        </w:rPr>
+        <w:t>图4 · G_anchor 恒定 vs 纯投票恒低</w:t>
+      </w:r>
+    </w:p>
+    <w:p>
+      <w:pPr>
+        <w:jc w:val="center"/>
+      </w:pPr>
+      <w:r>
+        <w:drawing>
+          <wp:inline xmlns:a="http://schemas.openxmlformats.org/drawingml/2006/main" xmlns:pic="http://schemas.openxmlformats.org/drawingml/2006/picture">
+            <wp:extent cx="5486400" cy="3227294"/>
+            <wp:docPr id="14" name="Picture 14"/>
+            <wp:cNvGraphicFramePr>
+              <a:graphicFrameLocks noChangeAspect="1"/>
+            </wp:cNvGraphicFramePr>
+            <a:graphic>
+              <a:graphicData uri="http://schemas.openxmlformats.org/drawingml/2006/picture">
+                <pic:pic>
+                  <pic:nvPicPr>
+                    <pic:cNvPr id="0" name="fig5_k_ci.png"/>
+                    <pic:cNvPicPr/>
+                  </pic:nvPicPr>
+                  <pic:blipFill>
+                    <a:blip r:embed="rId22"/>
+                    <a:stretch>
+                      <a:fillRect/>
+                    </a:stretch>
+                  </pic:blipFill>
+                  <pic:spPr>
+                    <a:xfrm>
+                      <a:off x="0" y="0"/>
+                      <a:ext cx="5486400" cy="3227294"/>
+                    </a:xfrm>
+                    <a:prstGeom prst="rect"/>
+                  </pic:spPr>
+                </pic:pic>
+              </a:graphicData>
+            </a:graphic>
+          </wp:inline>
+        </w:drawing>
+      </w:r>
+    </w:p>
+    <w:p>
+      <w:pPr>
+        <w:jc w:val="center"/>
+      </w:pPr>
+      <w:r>
+        <w:rPr>
+          <w:color w:val="5F5E5A"/>
+          <w:sz w:val="18"/>
+        </w:rPr>
+        <w:t>图5 · 非单调幅度与统计噪声边界（诚实）</w:t>
+      </w:r>
+    </w:p>
+    <w:p>
+      <w:pPr>
+        <w:pStyle w:val="Heading2"/>
+      </w:pPr>
+      <w:r>
+        <w:t>§6.2 W 轴扫描进度（进行中）</w:t>
+      </w:r>
+    </w:p>
+    <w:p>
+      <w:r>
+        <w:t>W 轴补扫于 k20 密度扫描完成后自动接力启动（固定 k=10，扫 Ẇ = 0.0 / 0.2 / 0.4 / 0.5 / 0.6 / 0.8 / 1.0 共七档，每档 N=500）。截至本记录更新：</w:t>
+      </w:r>
+    </w:p>
+    <w:p>
+      <w:r>
+        <w:t>· Ẇ=0.00 已完成（done）：集体准确率 0.948；</w:t>
+      </w:r>
+    </w:p>
+    <w:p>
+      <w:r>
+        <w:t>· Ẇ=0.20 进行中（running，q≈165/500）：当前均值 0.9515；</w:t>
+      </w:r>
+    </w:p>
+    <w:p>
+      <w:r>
+        <w:t>· 方程预言 M(Ẇ) 在 Wc≈0.45–0.62 出现唯一内峰、过密回落；当前实测低 Ẇ（0.0–0.2）高于高 Ẇ（1.0=0.950），方向与“过密回落”一致，但峰位是否落在预言区间待七档全出钉死（预计约 2026-08-18 至 08-19）。</w:t>
+      </w:r>
+    </w:p>
+    <w:p>
+      <w:r>
+        <w:t>注意：k 轴扫描将 Ẇ 写死 1.0，仅测一个 W 点，所有判定均标注“非线性项未贡献、不能判涌现”；W 轴全部七档完成前，M(Ẇ) 单峰与 Wc 未被直接实测验证。</w:t>
+      </w:r>
+    </w:p>
+    <w:p>
+      <w:pPr>
+        <w:jc w:val="center"/>
+      </w:pPr>
+      <w:r>
+        <w:drawing>
+          <wp:inline xmlns:a="http://schemas.openxmlformats.org/drawingml/2006/main" xmlns:pic="http://schemas.openxmlformats.org/drawingml/2006/picture">
+            <wp:extent cx="5486400" cy="3429000"/>
+            <wp:docPr id="15" name="Picture 15"/>
+            <wp:cNvGraphicFramePr>
+              <a:graphicFrameLocks noChangeAspect="1"/>
+            </wp:cNvGraphicFramePr>
+            <a:graphic>
+              <a:graphicData uri="http://schemas.openxmlformats.org/drawingml/2006/picture">
+                <pic:pic>
+                  <pic:nvPicPr>
+                    <pic:cNvPr id="0" name="fig3_w_axis_progress.png"/>
+                    <pic:cNvPicPr/>
+                  </pic:nvPicPr>
+                  <pic:blipFill>
+                    <a:blip r:embed="rId23"/>
+                    <a:stretch>
+                      <a:fillRect/>
+                    </a:stretch>
+                  </pic:blipFill>
+                  <pic:spPr>
+                    <a:xfrm>
+                      <a:off x="0" y="0"/>
+                      <a:ext cx="5486400" cy="3429000"/>
+                    </a:xfrm>
+                    <a:prstGeom prst="rect"/>
+                  </pic:spPr>
+                </pic:pic>
+              </a:graphicData>
+            </a:graphic>
+          </wp:inline>
+        </w:drawing>
+      </w:r>
+    </w:p>
+    <w:p>
+      <w:pPr>
+        <w:jc w:val="center"/>
+      </w:pPr>
+      <w:r>
+        <w:rPr>
+          <w:color w:val="5F5E5A"/>
+          <w:sz w:val="18"/>
+        </w:rPr>
+        <w:t>图3 · W 轴 M(Ẇ) 扫描进度（进行中 2/7 档）</w:t>
+      </w:r>
+    </w:p>
     <w:p>
       <w:r>
         <w:t>说明：① 集体准确率全程贴 0.93–0.95 平台（k1=0.902 略低因单列无层级聚合），G_anchor 恒为正(+0.07~+0.12)；② committee0(纯投票)仅 0.59–0.61，远低于集体且被最强单体 0.834 封顶 → 增益非投票；③ k≥5 未见随 k 单调上升，落在修正后方程 Wc≈0.45–0.62 的峰后平台段，越峰回落需 W 轴扫描钉死；④ k20 在跑，完成后补录。</w:t>

--- a/docs/experiment-log/完整实验记录_2026-08-11.docx
+++ b/docs/experiment-log/完整实验记录_2026-08-11.docx
@@ -4112,22 +4112,32 @@
     </w:p>
     <w:p>
       <w:r>
-        <w:t>· Ẇ=0.00 已完成（done）：集体准确率 0.948；</w:t>
+        <w:t>· Ẇ=0.00 已完成（done，真值由每档独立落盘的逐题 tier 记录 l1_ok 重算验证）：集体准确率 0.966；</w:t>
       </w:r>
     </w:p>
     <w:p>
       <w:r>
-        <w:t>· Ẇ=0.20 进行中（running，q≈165/500）：当前均值 0.9515；</w:t>
+        <w:t>· Ẇ=0.20 已完成（done，真值由逐题 tier 记录重算验证）：集体准确率 0.968；</w:t>
       </w:r>
     </w:p>
     <w:p>
       <w:r>
-        <w:t>· 方程预言 M(Ẇ) 在 Wc≈0.45–0.62 出现唯一内峰、过密回落；当前实测低 Ẇ（0.0–0.2）高于高 Ẇ（1.0=0.950），方向与“过密回落”一致，但峰位是否落在预言区间待七档全出钉死（预计约 2026-08-18 至 08-19）。</w:t>
+        <w:t xml:space="preserve">· Ẇ=0.40 已完成（done，真值由逐题 tier 记录重算验证）：集体准确率 0.968；</w:t>
+      </w:r>
+    </w:p>
+    <w:p>
+      <w:r>
+        <w:t>· 方程预言 M(Ẇ) 在 Wc≈0.45–0.62 出现唯一内峰、过密回落。已验证三档（Ẇ=0.0/0.2/0.4）真值 = 0.966/0.968/0.968，呈平坦平台（~0.967），低 Ẇ 段未见内峰；高 Ẇ 端（0.5–1.0）待七档全出再判 Wc 是否落于预言区间（预计约 8/18 出 M(Ẇ) 完整曲线）。</w:t>
       </w:r>
     </w:p>
     <w:p>
       <w:r>
         <w:t>注意：k 轴扫描将 Ẇ 写死 1.0，仅测一个 W 点，所有判定均标注“非线性项未贡献、不能判涌现”；W 轴全部七档完成前，M(Ẇ) 单峰与 Wc 未被直接实测验证。</w:t>
+      </w:r>
+    </w:p>
+    <w:p>
+      <w:r>
+        <w:t xml:space="preserve">数据完整性说明：运行态 stage2_wc_k10.json 的 collective_acc 字段在扫描过程中被实时滚动改写（仅显示占位/局部均值，非真值），本报告 W 轴数值一律以每档独立落盘的逐题 tier 记录（l1_ok 命中率）重算为准，并并回 w_level_truth.json，与后台保真监视器 capture_w_truth.py 互为校验。</w:t>
       </w:r>
     </w:p>
     <w:p>
@@ -4174,16 +4184,12 @@
         <w:jc w:val="center"/>
       </w:pPr>
       <w:r>
-        <w:rPr>
-          <w:color w:val="5F5E5A"/>
-          <w:sz w:val="18"/>
-        </w:rPr>
-        <w:t>图3 · W 轴 M(Ẇ) 扫描进度（进行中 2/7 档）</w:t>
+        <w:t>图3 · W 轴 M(Ẇ) 扫描进度（已验证 3/7 档真值，0.5–1.0 进行中）</w:t>
       </w:r>
     </w:p>
     <w:p>
       <w:r>
-        <w:t>说明：① 集体准确率全程贴 0.93–0.95 平台（k1=0.902 略低因单列无层级聚合），G_anchor 恒为正(+0.07~+0.12)；② committee0(纯投票)仅 0.59–0.61，远低于集体且被最强单体 0.834 封顶 → 增益非投票；③ k≥5 未见随 k 单调上升，落在修正后方程 Wc≈0.45–0.62 的峰后平台段，越峰回落需 W 轴扫描钉死；④ k20 在跑，完成后补录。</w:t>
+        <w:t>说明：① 已验证三档（Ẇ=0.0/0.2/0.4）集体准确率 = 0.966/0.968/0.968，平坦平台 ~0.967；② committee0（纯投票）仅 0.59–0.61，远低于集体，证伪“只是投票”；③ 高 Ẇ 端（0.5–1.0）扫描进行中，M(Ẇ) 完整曲线与 Wc 待七档齐出后钉死。</w:t>
       </w:r>
     </w:p>
     <w:p>

--- a/docs/experiment-log/完整实验记录_2026-08-11.docx
+++ b/docs/experiment-log/完整实验记录_2026-08-11.docx
@@ -3028,7 +3028,7 @@
         <w:pStyle w:val="ListBullet"/>
       </w:pPr>
       <w:r>
-        <w:t>E3 中 k7 集体 &lt; k5 集体 → 印证密度惩罚(过密回落)</w:t>
+        <w:t>E3 中 k7 集体 (0.928) &lt; k5 集体 (0.942)，差 1.4pp 但 &lt; N=500 95%CI ±2.1pp，属噪声；不单独作为“过密回落”证据（真实相变签名在 §9.3 拓扑轴）</w:t>
       </w:r>
     </w:p>
     <w:p>
@@ -3061,7 +3061,7 @@
         <w:pStyle w:val="ListBullet"/>
       </w:pPr>
       <w:r>
-        <w:t>E3 k7：500/500 已完成(done)，cw1.00 = 0.928 (较最强单体 0.834 约 +9.4pp，较 k5 低 1.4pp，印证过密回落)</w:t>
+        <w:t>E3 k7：500/500 已完成(done)，cw1.00 = 0.928 (较最强单体 0.834 约 +9.4pp；较 k5 低 1.4pp，但该差 &lt; N=500 95%CI ±2.1pp，属噪声，不构成“过密回落”证据——见 §6.1② 校正)</w:t>
       </w:r>
     </w:p>
     <w:p>
@@ -3880,12 +3880,12 @@
     </w:p>
     <w:p>
       <w:r>
-        <w:t>② 非单调与最优 k：集体精度在 k=10–12 达到峰值 0.950，k=7（0.928）、k=15（0.936）、k=20（0.940）均低于峰值；k=20 并未优于 k=10，否定“专家越多越好”，与方程“过密回落”的定性预言方向一致。</w:t>
+        <w:t>② 非单调判定（重要校正，2026-08-17）：对 k 轴 8 个 done 点（k1–k20）做线性回归，斜率 slope≈0.0002（R²=0.017，p≫0.05）—— 集体精度随 k 在 0.902–0.950 区间呈**平坦平台**，并非“k=10–12 峰值”。此前文档所述“k10–12 峰值 0.950、k20 未优于 k10”为噪声过读（相邻档差 ~1pp &lt; N=500 二项 95%CI ±2.1pp），本版撤销。k 轴与 W 轴低Ẇ段一致呈现规模不退化（部署鲁棒优势），但均**未观测到方程预言的 Wc 内峰/过密回落**。</w:t>
       </w:r>
     </w:p>
     <w:p>
       <w:r>
-        <w:t>③ 诚实边界：图5 显示 k10/k12 峰值与 k15/k20 之差约 1pp，小于 N=500 二项 95% CI（约 ±2.7pp），非单调方向一致但幅度未超出统计噪声，需更大 N 或更密 k 采样确认。</w:t>
+        <w:t>③ 诚实边界（2026-08-17）：k 轴全 8 档落在 0.902–0.950 平坦带，档间差 ≤1.4pp，均小于 N=500 二项 95%CI（约 ±2.1pp）。统计上**无法拒绝“集体精度与 k 无关”的零假设**，故“规模越大越好 / 过密回落”两方向均未被 k 轴数据支持；方程过密回落的真实确证须另寻维度（见 §9.3 重锚）。</w:t>
       </w:r>
     </w:p>
     <w:p>
@@ -4127,7 +4127,7 @@
     </w:p>
     <w:p>
       <w:r>
-        <w:t>· 方程预言 M(Ẇ) 在 Wc≈0.45–0.62 出现唯一内峰、过密回落。已验证三档（Ẇ=0.0/0.2/0.4）真值 = 0.966/0.968/0.968，呈平坦平台（~0.967），低 Ẇ 段未见内峰；高 Ẇ 端（0.5–1.0）待七档全出再判 Wc 是否落于预言区间（预计约 8/18 出 M(Ẇ) 完整曲线）。</w:t>
+        <w:t>· W 轴已验证四档（Ẇ=0.0/0.2/0.4/0.5，每档 N=500，真值由逐题 tier 记录 l1_ok 重算）：集体准确率 = 0.966 / 0.968 / 0.968 / 0.968，呈**平坦平台 ~0.967**，低Ẇ段未见内峰、未见回落。方程预言 M(Ẇ) 唯一内峰恰在 Wc≈0.45–0.62；在已完成四档（含预言峰区 0.4–0.5）实测为平坦平台，**低Ẇ段未出现预言内峰**。高Ẇ端（0.6/0.8/1.0）扫描进行中，完整 M(Ẇ) 与 Wc 待七档齐出后钉死（预计约 8/18 出曲线）。</w:t>
       </w:r>
     </w:p>
     <w:p>
@@ -4184,12 +4184,12 @@
         <w:jc w:val="center"/>
       </w:pPr>
       <w:r>
-        <w:t>图3 · W 轴 M(Ẇ) 扫描进度（已验证 3/7 档真值，0.5–1.0 进行中）</w:t>
+        <w:t>图3 · W 轴 M(Ẇ) 扫描进度（已验证 4/7 档真值：Ẇ=0.0/0.2/0.4/0.5，0.6–1.0 进行中）</w:t>
       </w:r>
     </w:p>
     <w:p>
       <w:r>
-        <w:t>说明：① 已验证三档（Ẇ=0.0/0.2/0.4）集体准确率 = 0.966/0.968/0.968，平坦平台 ~0.967；② committee0（纯投票）仅 0.59–0.61，远低于集体，证伪“只是投票”；③ 高 Ẇ 端（0.5–1.0）扫描进行中，M(Ẇ) 完整曲线与 Wc 待七档齐出后钉死。</w:t>
+        <w:t>说明：① 已验证四档（Ẇ=0.0/0.2/0.4/0.5）集体准确率 = 0.966/0.968/0.968/0.968，平坦平台 ~0.967，低Ẇ段无内峰无回落；② committee0（纯投票）仅 0.59–0.61，远低于集体，证伪“只是投票”；③ 高Ẇ端（0.6/0.8/1.0）扫描进行中，M(Ẇ) 完整曲线与 Wc 待七档齐出后钉死。</w:t>
       </w:r>
     </w:p>
     <w:p>
@@ -4711,7 +4711,7 @@
     <w:p>
       <w:pPr/>
       <w:r>
-        <w:t>k5(0.942) &gt; k7(0.928), 即 k 增(Ẇ 增)集体反降 1.4pp。这正对应统一方程 M(W)=b+γ·(W/Wc)·e^(1−W/Wc) 的单峰结构: 峰在 Wc≈0.45–0.62, 而 E3 只扫了 Ẇ=1.0(已过峰), 故只见下降段。原“β 过密反超”思想被重编码为振幅 γ=α/(α+β); k7 相对 k5 的回落即该惩罚的实测痕迹。</w:t>
+        <w:t>方程 M(W)=b+γ·(W/Wc)·e^(1−W/Wc) 预言**唯一内峰恰在 Wc≈0.45–0.62，过密（W&gt;Wc）后增益回落**。截至本版（2026-08-17）实测：k 轴（Ẇ写死1.0）8 档全平坦（slope≈0.0002, p≫0.05，无峰值）；W 轴低Ẇ四档（0.0/0.2/0.4/0.5）亦平坦 ~0.967，**两轴均未见预言的内峰/过密回落**。方程过密回落/非单调相变的**真实确证锚定在拓扑维度**：stage4 n_l3=20 操控拓扑密度时，tree/mesh=0.74 但 full=0.58（full 过密反而下滑，0.74→0.58 的相变签名），这是目前唯一坐实的“过密回落”结构证据（见 §9.5、图5）。</w:t>
       </w:r>
     </w:p>
     <w:p>
@@ -4719,7 +4719,7 @@
         <w:pStyle w:val="ListBullet"/>
       </w:pPr>
       <w:r>
-        <w:t>注意: 这是间接证据(仅单点 Ẇ=1.0)。直接峰位 Wc 仍需密度扫描 {0.3,0.5,0.62,0.8} 钉死(需 eGPU)。</w:t>
+        <w:t>注意：k 轴与 W 轴低Ẇ段均为平坦平台（规模不退化=部署鲁棒，非峰值），不能直接作为“过密回落”证据；直接峰位 Wc 与全 W 轴 M(Ẇ) 形态待七档（Ẇ=0.0–1.0）齐出后钉死（预计 8/18）。论文/汇报讲“过密回落”必须锚定 stage4 拓扑轴，不得拿 k 轴 / W 轴低Ẇ的平坦当峰值证据。</w:t>
       </w:r>
     </w:p>
     <w:p>
@@ -4761,7 +4761,7 @@
     <w:p>
       <w:pPr/>
       <w:r>
-        <w:t>实测三件事恰好被统一方程的三个要素捕获: ①主基准涌现(+10pp 级) ↔ 单峰增益核; ②非单调(k7&lt;k5) ↔ Wc 峰位与过密回落; ③外部反例(无互补则不涌现) ↔ b 地板与互补依赖。方程未被推翻, 方向性获支持; 量值(Wc 真值)待密度扫描钉死。</w:t>
+        <w:t>实测三件事被统一方程三要素捕获：①主基准涌现（+10pp 级）↔ 单峰增益核（协作增益实存）；②非单调/过密回落 ↔ Wc 峰位与过密惩罚——**真实确证在拓扑维度**（stage4 full 0.58 &lt; tree/mesh 0.74），k 轴/W 轴低Ẇ为平坦平台（规模不退化，未现峰值）；③外部反例（无互补则不涌现）↔ b 地板与互补依赖。方程未被推翻，方向性获拓扑维度支持；量值（Wc 真值、全 W 轴 M(Ẇ) 形态）待七档齐出钉死。</w:t>
       </w:r>
     </w:p>
     <w:p>

--- a/docs/experiment-log/完整实验记录_2026-08-11.docx
+++ b/docs/experiment-log/完整实验记录_2026-08-11.docx
@@ -2943,6 +2943,254 @@
           </w:p>
         </w:tc>
       </w:tr>
+      <w:tr>
+        <w:tc>
+          <w:tcPr>
+            <w:tcW w:type="dxa" w:w="2160"/>
+          </w:tcPr>
+          <w:p>
+            <w:r/>
+            <w:r>
+              <w:rPr>
+                <w:b w:val="0"/>
+                <w:sz w:val="18"/>
+              </w:rPr>
+              <w:t>P14</w:t>
+            </w:r>
+          </w:p>
+        </w:tc>
+        <w:tc>
+          <w:tcPr>
+            <w:tcW w:type="dxa" w:w="2160"/>
+          </w:tcPr>
+          <w:p>
+            <w:r/>
+            <w:r>
+              <w:rPr>
+                <w:b w:val="0"/>
+                <w:sz w:val="18"/>
+              </w:rPr>
+              <w:t>分析误用运行态脏字段，K轴数值虚高（M1）</w:t>
+            </w:r>
+          </w:p>
+        </w:tc>
+        <w:tc>
+          <w:tcPr>
+            <w:tcW w:type="dxa" w:w="2160"/>
+          </w:tcPr>
+          <w:p>
+            <w:r/>
+            <w:r>
+              <w:rPr>
+                <w:b w:val="0"/>
+                <w:sz w:val="18"/>
+              </w:rPr>
+              <w:t>density JSON 的 collective_acc/details 被实时滚动改写且自相矛盾；v1 分析误取 details 重算→K轴 0.956–0.970（虚高~2pp）</w:t>
+            </w:r>
+          </w:p>
+        </w:tc>
+        <w:tc>
+          <w:tcPr>
+            <w:tcW w:type="dxa" w:w="2160"/>
+          </w:tcPr>
+          <w:p>
+            <w:r/>
+            <w:r>
+              <w:rPr>
+                <w:b w:val="0"/>
+                <w:sz w:val="18"/>
+              </w:rPr>
+              <w:t>以 docx §6.1 / dashboard / verify_report 三源交叉验证权威值（0.902–0.950）为准；density 裸字段不作真值（详见 §6.3 / 真值口径优先级）</w:t>
+            </w:r>
+          </w:p>
+        </w:tc>
+      </w:tr>
+      <w:tr>
+        <w:tc>
+          <w:tcPr>
+            <w:tcW w:type="dxa" w:w="2160"/>
+          </w:tcPr>
+          <w:p>
+            <w:r/>
+            <w:r>
+              <w:rPr>
+                <w:b w:val="0"/>
+                <w:sz w:val="18"/>
+              </w:rPr>
+              <w:t>P15</w:t>
+            </w:r>
+          </w:p>
+        </w:tc>
+        <w:tc>
+          <w:tcPr>
+            <w:tcW w:type="dxa" w:w="2160"/>
+          </w:tcPr>
+          <w:p>
+            <w:r/>
+            <w:r>
+              <w:rPr>
+                <w:b w:val="0"/>
+                <w:sz w:val="18"/>
+              </w:rPr>
+              <w:t>k20 误判“未完”（M2）</w:t>
+            </w:r>
+          </w:p>
+        </w:tc>
+        <w:tc>
+          <w:tcPr>
+            <w:tcW w:type="dxa" w:w="2160"/>
+          </w:tcPr>
+          <w:p>
+            <w:r/>
+            <w:r>
+              <w:rPr>
+                <w:b w:val="0"/>
+                <w:sz w:val="18"/>
+              </w:rPr>
+              <w:t>所看 stage2_density_k20.json 是 P13 休眠事故中 k20 solo 被截断重跑的 running 残留，非真实状态</w:t>
+            </w:r>
+          </w:p>
+        </w:tc>
+        <w:tc>
+          <w:tcPr>
+            <w:tcW w:type="dxa" w:w="2160"/>
+          </w:tcPr>
+          <w:p>
+            <w:r/>
+            <w:r>
+              <w:rPr>
+                <w:b w:val="0"/>
+                <w:sz w:val="18"/>
+              </w:rPr>
+              <w:t>以 docx §6.1 / dashboard / 图2 的 done 结果（0.940）为准；核验须交叉多源，残留文件≠真实状态</w:t>
+            </w:r>
+          </w:p>
+        </w:tc>
+      </w:tr>
+      <w:tr>
+        <w:tc>
+          <w:tcPr>
+            <w:tcW w:type="dxa" w:w="2160"/>
+          </w:tcPr>
+          <w:p>
+            <w:r/>
+            <w:r>
+              <w:rPr>
+                <w:b w:val="0"/>
+                <w:sz w:val="18"/>
+              </w:rPr>
+              <w:t>P16</w:t>
+            </w:r>
+          </w:p>
+        </w:tc>
+        <w:tc>
+          <w:tcPr>
+            <w:tcW w:type="dxa" w:w="2160"/>
+          </w:tcPr>
+          <w:p>
+            <w:r/>
+            <w:r>
+              <w:rPr>
+                <w:b w:val="0"/>
+                <w:sz w:val="18"/>
+              </w:rPr>
+              <w:t>run_wc_scan.py 缺 import argparse 致重启崩溃（M3）</w:t>
+            </w:r>
+          </w:p>
+        </w:tc>
+        <w:tc>
+          <w:tcPr>
+            <w:tcW w:type="dxa" w:w="2160"/>
+          </w:tcPr>
+          <w:p>
+            <w:r/>
+            <w:r>
+              <w:rPr>
+                <w:b w:val="0"/>
+                <w:sz w:val="18"/>
+              </w:rPr>
+              <w:t>wc 脚本漏写 import argparse（density 脚本有），重启即 NameError</w:t>
+            </w:r>
+          </w:p>
+        </w:tc>
+        <w:tc>
+          <w:tcPr>
+            <w:tcW w:type="dxa" w:w="2160"/>
+          </w:tcPr>
+          <w:p>
+            <w:r/>
+            <w:r>
+              <w:rPr>
+                <w:b w:val="0"/>
+                <w:sz w:val="18"/>
+              </w:rPr>
+              <w:t>补 import argparse；重启成功，断点续跑（详见 §6.3）</w:t>
+            </w:r>
+          </w:p>
+        </w:tc>
+      </w:tr>
+      <w:tr>
+        <w:tc>
+          <w:tcPr>
+            <w:tcW w:type="dxa" w:w="2160"/>
+          </w:tcPr>
+          <w:p>
+            <w:r/>
+            <w:r>
+              <w:rPr>
+                <w:b w:val="0"/>
+                <w:sz w:val="18"/>
+              </w:rPr>
+              <w:t>P17</w:t>
+            </w:r>
+          </w:p>
+        </w:tc>
+        <w:tc>
+          <w:tcPr>
+            <w:tcW w:type="dxa" w:w="2160"/>
+          </w:tcPr>
+          <w:p>
+            <w:r/>
+            <w:r>
+              <w:rPr>
+                <w:b w:val="0"/>
+                <w:sz w:val="18"/>
+              </w:rPr>
+              <w:t>Ẇ轴扫描在 Ẇ=0.4 处进程中断、重启续跑（M4/M5）</w:t>
+            </w:r>
+          </w:p>
+        </w:tc>
+        <w:tc>
+          <w:tcPr>
+            <w:tcW w:type="dxa" w:w="2160"/>
+          </w:tcPr>
+          <w:p>
+            <w:r/>
+            <w:r>
+              <w:rPr>
+                <w:b w:val="0"/>
+                <w:sz w:val="18"/>
+              </w:rPr>
+              <w:t>P13 前科再现：笔记本休眠/进程崩溃带走扫描驱动；状态汇报误用滞后 live/ 镜像</w:t>
+            </w:r>
+          </w:p>
+        </w:tc>
+        <w:tc>
+          <w:tcPr>
+            <w:tcW w:type="dxa" w:w="2160"/>
+          </w:tcPr>
+          <w:p>
+            <w:r/>
+            <w:r>
+              <w:rPr>
+                <w:b w:val="0"/>
+                <w:sz w:val="18"/>
+              </w:rPr>
+              <w:t>单实例锁+探活+题级断点续跑已落地；核验以 canonical results/density/w_level_truth.json 为准；后台重启续跑中</w:t>
+            </w:r>
+          </w:p>
+        </w:tc>
+      </w:tr>
     </w:tbl>
     <w:p>
       <w:pPr/>
@@ -4112,22 +4360,642 @@
     </w:p>
     <w:p>
       <w:r>
-        <w:t>· Ẇ=0.00 已完成（done，真值由每档独立落盘的逐题 tier 记录 l1_ok 重算验证）：集体准确率 0.966；</w:t>
+        <w:t>· W 轴已验证四档（Ẇ=0.0/0.2/0.4/0.5，每档 N=500，真值由逐题 tier 记录 l1_ok 重算）：集体准确率 = 0.966 / 0.968 / 0.968 / 0.968，呈**平坦平台 ~0.967**，低Ẇ段未见内峰、未见回落。方程预言 M(Ẇ) 唯一内峰恰在 Wc≈0.45–0.62；在已完成四档（含预言峰区 0.4–0.5）实测为平坦平台，**低Ẇ段未出现预言内峰**。高Ẇ端（0.6/0.8/1.0）扫描进行中，完整 M(Ẇ) 与 Wc 待七档齐出后钉死（预计约 8/18 出曲线）。</w:t>
       </w:r>
     </w:p>
+    <w:tbl>
+      <w:tblPr>
+        <w:tblStyle w:val="LightGrid-Accent1"/>
+        <w:tblW w:type="auto" w:w="0"/>
+        <w:tblLook w:firstColumn="1" w:firstRow="1" w:lastColumn="0" w:lastRow="0" w:noHBand="0" w:noVBand="1" w:val="04A0"/>
+      </w:tblPr>
+      <w:tblGrid>
+        <w:gridCol w:w="1728"/>
+        <w:gridCol w:w="1728"/>
+        <w:gridCol w:w="1728"/>
+        <w:gridCol w:w="1728"/>
+        <w:gridCol w:w="1728"/>
+      </w:tblGrid>
+      <w:tr>
+        <w:tc>
+          <w:tcPr>
+            <w:tcW w:type="dxa" w:w="1728"/>
+          </w:tcPr>
+          <w:p>
+            <w:r/>
+            <w:r>
+              <w:rPr>
+                <w:b/>
+                <w:sz w:val="18"/>
+              </w:rPr>
+              <w:t>Ẇ (连接强度)</w:t>
+            </w:r>
+          </w:p>
+        </w:tc>
+        <w:tc>
+          <w:tcPr>
+            <w:tcW w:type="dxa" w:w="1728"/>
+          </w:tcPr>
+          <w:p>
+            <w:r/>
+            <w:r>
+              <w:rPr>
+                <w:b/>
+                <w:sz w:val="18"/>
+              </w:rPr>
+              <w:t>集体准确率</w:t>
+            </w:r>
+          </w:p>
+        </w:tc>
+        <w:tc>
+          <w:tcPr>
+            <w:tcW w:type="dxa" w:w="1728"/>
+          </w:tcPr>
+          <w:p>
+            <w:r/>
+            <w:r>
+              <w:rPr>
+                <w:b/>
+                <w:sz w:val="18"/>
+              </w:rPr>
+              <w:t>N</w:t>
+            </w:r>
+          </w:p>
+        </w:tc>
+        <w:tc>
+          <w:tcPr>
+            <w:tcW w:type="dxa" w:w="1728"/>
+          </w:tcPr>
+          <w:p>
+            <w:r/>
+            <w:r>
+              <w:rPr>
+                <w:b/>
+                <w:sz w:val="18"/>
+              </w:rPr>
+              <w:t>状态</w:t>
+            </w:r>
+          </w:p>
+        </w:tc>
+        <w:tc>
+          <w:tcPr>
+            <w:tcW w:type="dxa" w:w="1728"/>
+          </w:tcPr>
+          <w:p>
+            <w:r/>
+            <w:r>
+              <w:rPr>
+                <w:b/>
+                <w:sz w:val="18"/>
+              </w:rPr>
+              <w:t>真值来源</w:t>
+            </w:r>
+          </w:p>
+        </w:tc>
+      </w:tr>
+      <w:tr>
+        <w:tc>
+          <w:tcPr>
+            <w:tcW w:type="dxa" w:w="1728"/>
+          </w:tcPr>
+          <w:p>
+            <w:r/>
+            <w:r>
+              <w:rPr>
+                <w:b w:val="0"/>
+                <w:sz w:val="18"/>
+              </w:rPr>
+              <w:t>0.0</w:t>
+            </w:r>
+          </w:p>
+        </w:tc>
+        <w:tc>
+          <w:tcPr>
+            <w:tcW w:type="dxa" w:w="1728"/>
+          </w:tcPr>
+          <w:p>
+            <w:r/>
+            <w:r>
+              <w:rPr>
+                <w:b w:val="0"/>
+                <w:sz w:val="18"/>
+              </w:rPr>
+              <w:t>0.966</w:t>
+            </w:r>
+          </w:p>
+        </w:tc>
+        <w:tc>
+          <w:tcPr>
+            <w:tcW w:type="dxa" w:w="1728"/>
+          </w:tcPr>
+          <w:p>
+            <w:r/>
+            <w:r>
+              <w:rPr>
+                <w:b w:val="0"/>
+                <w:sz w:val="18"/>
+              </w:rPr>
+              <w:t>500</w:t>
+            </w:r>
+          </w:p>
+        </w:tc>
+        <w:tc>
+          <w:tcPr>
+            <w:tcW w:type="dxa" w:w="1728"/>
+          </w:tcPr>
+          <w:p>
+            <w:r/>
+            <w:r>
+              <w:rPr>
+                <w:b w:val="0"/>
+                <w:sz w:val="18"/>
+              </w:rPr>
+              <w:t>done（逐题 tier 重算）</w:t>
+            </w:r>
+          </w:p>
+        </w:tc>
+        <w:tc>
+          <w:tcPr>
+            <w:tcW w:type="dxa" w:w="1728"/>
+          </w:tcPr>
+          <w:p>
+            <w:r/>
+            <w:r>
+              <w:rPr>
+                <w:b w:val="0"/>
+                <w:sz w:val="18"/>
+              </w:rPr>
+              <w:t>tiers/stage2_wc_k10_cw0.00.jsonl</w:t>
+            </w:r>
+          </w:p>
+        </w:tc>
+      </w:tr>
+      <w:tr>
+        <w:tc>
+          <w:tcPr>
+            <w:tcW w:type="dxa" w:w="1728"/>
+          </w:tcPr>
+          <w:p>
+            <w:r/>
+            <w:r>
+              <w:rPr>
+                <w:b w:val="0"/>
+                <w:sz w:val="18"/>
+              </w:rPr>
+              <w:t>0.2</w:t>
+            </w:r>
+          </w:p>
+        </w:tc>
+        <w:tc>
+          <w:tcPr>
+            <w:tcW w:type="dxa" w:w="1728"/>
+          </w:tcPr>
+          <w:p>
+            <w:r/>
+            <w:r>
+              <w:rPr>
+                <w:b w:val="0"/>
+                <w:sz w:val="18"/>
+              </w:rPr>
+              <w:t>0.968</w:t>
+            </w:r>
+          </w:p>
+        </w:tc>
+        <w:tc>
+          <w:tcPr>
+            <w:tcW w:type="dxa" w:w="1728"/>
+          </w:tcPr>
+          <w:p>
+            <w:r/>
+            <w:r>
+              <w:rPr>
+                <w:b w:val="0"/>
+                <w:sz w:val="18"/>
+              </w:rPr>
+              <w:t>500</w:t>
+            </w:r>
+          </w:p>
+        </w:tc>
+        <w:tc>
+          <w:tcPr>
+            <w:tcW w:type="dxa" w:w="1728"/>
+          </w:tcPr>
+          <w:p>
+            <w:r/>
+            <w:r>
+              <w:rPr>
+                <w:b w:val="0"/>
+                <w:sz w:val="18"/>
+              </w:rPr>
+              <w:t>done</w:t>
+            </w:r>
+          </w:p>
+        </w:tc>
+        <w:tc>
+          <w:tcPr>
+            <w:tcW w:type="dxa" w:w="1728"/>
+          </w:tcPr>
+          <w:p>
+            <w:r/>
+            <w:r>
+              <w:rPr>
+                <w:b w:val="0"/>
+                <w:sz w:val="18"/>
+              </w:rPr>
+              <w:t>tiers/stage2_wc_k10_cw0.20.jsonl</w:t>
+            </w:r>
+          </w:p>
+        </w:tc>
+      </w:tr>
+      <w:tr>
+        <w:tc>
+          <w:tcPr>
+            <w:tcW w:type="dxa" w:w="1728"/>
+          </w:tcPr>
+          <w:p>
+            <w:r/>
+            <w:r>
+              <w:rPr>
+                <w:b w:val="0"/>
+                <w:sz w:val="18"/>
+              </w:rPr>
+              <w:t>0.4</w:t>
+            </w:r>
+          </w:p>
+        </w:tc>
+        <w:tc>
+          <w:tcPr>
+            <w:tcW w:type="dxa" w:w="1728"/>
+          </w:tcPr>
+          <w:p>
+            <w:r/>
+            <w:r>
+              <w:rPr>
+                <w:b w:val="0"/>
+                <w:sz w:val="18"/>
+              </w:rPr>
+              <w:t>0.968</w:t>
+            </w:r>
+          </w:p>
+        </w:tc>
+        <w:tc>
+          <w:tcPr>
+            <w:tcW w:type="dxa" w:w="1728"/>
+          </w:tcPr>
+          <w:p>
+            <w:r/>
+            <w:r>
+              <w:rPr>
+                <w:b w:val="0"/>
+                <w:sz w:val="18"/>
+              </w:rPr>
+              <w:t>500</w:t>
+            </w:r>
+          </w:p>
+        </w:tc>
+        <w:tc>
+          <w:tcPr>
+            <w:tcW w:type="dxa" w:w="1728"/>
+          </w:tcPr>
+          <w:p>
+            <w:r/>
+            <w:r>
+              <w:rPr>
+                <w:b w:val="0"/>
+                <w:sz w:val="18"/>
+              </w:rPr>
+              <w:t>done</w:t>
+            </w:r>
+          </w:p>
+        </w:tc>
+        <w:tc>
+          <w:tcPr>
+            <w:tcW w:type="dxa" w:w="1728"/>
+          </w:tcPr>
+          <w:p>
+            <w:r/>
+            <w:r>
+              <w:rPr>
+                <w:b w:val="0"/>
+                <w:sz w:val="18"/>
+              </w:rPr>
+              <w:t>tiers/stage2_wc_k10_cw0.40.jsonl</w:t>
+            </w:r>
+          </w:p>
+        </w:tc>
+      </w:tr>
+      <w:tr>
+        <w:tc>
+          <w:tcPr>
+            <w:tcW w:type="dxa" w:w="1728"/>
+          </w:tcPr>
+          <w:p>
+            <w:r/>
+            <w:r>
+              <w:rPr>
+                <w:b w:val="0"/>
+                <w:sz w:val="18"/>
+              </w:rPr>
+              <w:t>0.5</w:t>
+            </w:r>
+          </w:p>
+        </w:tc>
+        <w:tc>
+          <w:tcPr>
+            <w:tcW w:type="dxa" w:w="1728"/>
+          </w:tcPr>
+          <w:p>
+            <w:r/>
+            <w:r>
+              <w:rPr>
+                <w:b w:val="0"/>
+                <w:sz w:val="18"/>
+              </w:rPr>
+              <w:t>0.968</w:t>
+            </w:r>
+          </w:p>
+        </w:tc>
+        <w:tc>
+          <w:tcPr>
+            <w:tcW w:type="dxa" w:w="1728"/>
+          </w:tcPr>
+          <w:p>
+            <w:r/>
+            <w:r>
+              <w:rPr>
+                <w:b w:val="0"/>
+                <w:sz w:val="18"/>
+              </w:rPr>
+              <w:t>500</w:t>
+            </w:r>
+          </w:p>
+        </w:tc>
+        <w:tc>
+          <w:tcPr>
+            <w:tcW w:type="dxa" w:w="1728"/>
+          </w:tcPr>
+          <w:p>
+            <w:r/>
+            <w:r>
+              <w:rPr>
+                <w:b w:val="0"/>
+                <w:sz w:val="18"/>
+              </w:rPr>
+              <w:t>done</w:t>
+            </w:r>
+          </w:p>
+        </w:tc>
+        <w:tc>
+          <w:tcPr>
+            <w:tcW w:type="dxa" w:w="1728"/>
+          </w:tcPr>
+          <w:p>
+            <w:r/>
+            <w:r>
+              <w:rPr>
+                <w:b w:val="0"/>
+                <w:sz w:val="18"/>
+              </w:rPr>
+              <w:t>tiers/stage2_wc_k10_cw0.50.jsonl</w:t>
+            </w:r>
+          </w:p>
+        </w:tc>
+      </w:tr>
+      <w:tr>
+        <w:tc>
+          <w:tcPr>
+            <w:tcW w:type="dxa" w:w="1728"/>
+          </w:tcPr>
+          <w:p>
+            <w:r/>
+            <w:r>
+              <w:rPr>
+                <w:b w:val="0"/>
+                <w:sz w:val="18"/>
+              </w:rPr>
+              <w:t>0.6</w:t>
+            </w:r>
+          </w:p>
+        </w:tc>
+        <w:tc>
+          <w:tcPr>
+            <w:tcW w:type="dxa" w:w="1728"/>
+          </w:tcPr>
+          <w:p>
+            <w:r/>
+            <w:r>
+              <w:rPr>
+                <w:b w:val="0"/>
+                <w:sz w:val="18"/>
+              </w:rPr>
+              <w:t>—</w:t>
+            </w:r>
+          </w:p>
+        </w:tc>
+        <w:tc>
+          <w:tcPr>
+            <w:tcW w:type="dxa" w:w="1728"/>
+          </w:tcPr>
+          <w:p>
+            <w:r/>
+            <w:r>
+              <w:rPr>
+                <w:b w:val="0"/>
+                <w:sz w:val="18"/>
+              </w:rPr>
+              <w:t>500</w:t>
+            </w:r>
+          </w:p>
+        </w:tc>
+        <w:tc>
+          <w:tcPr>
+            <w:tcW w:type="dxa" w:w="1728"/>
+          </w:tcPr>
+          <w:p>
+            <w:r/>
+            <w:r>
+              <w:rPr>
+                <w:b w:val="0"/>
+                <w:sz w:val="18"/>
+              </w:rPr>
+              <w:t>扫描中（8/17 重启续跑）</w:t>
+            </w:r>
+          </w:p>
+        </w:tc>
+        <w:tc>
+          <w:tcPr>
+            <w:tcW w:type="dxa" w:w="1728"/>
+          </w:tcPr>
+          <w:p>
+            <w:r/>
+            <w:r>
+              <w:rPr>
+                <w:b w:val="0"/>
+                <w:sz w:val="18"/>
+              </w:rPr>
+              <w:t>—</w:t>
+            </w:r>
+          </w:p>
+        </w:tc>
+      </w:tr>
+      <w:tr>
+        <w:tc>
+          <w:tcPr>
+            <w:tcW w:type="dxa" w:w="1728"/>
+          </w:tcPr>
+          <w:p>
+            <w:r/>
+            <w:r>
+              <w:rPr>
+                <w:b w:val="0"/>
+                <w:sz w:val="18"/>
+              </w:rPr>
+              <w:t>0.8</w:t>
+            </w:r>
+          </w:p>
+        </w:tc>
+        <w:tc>
+          <w:tcPr>
+            <w:tcW w:type="dxa" w:w="1728"/>
+          </w:tcPr>
+          <w:p>
+            <w:r/>
+            <w:r>
+              <w:rPr>
+                <w:b w:val="0"/>
+                <w:sz w:val="18"/>
+              </w:rPr>
+              <w:t>—</w:t>
+            </w:r>
+          </w:p>
+        </w:tc>
+        <w:tc>
+          <w:tcPr>
+            <w:tcW w:type="dxa" w:w="1728"/>
+          </w:tcPr>
+          <w:p>
+            <w:r/>
+            <w:r>
+              <w:rPr>
+                <w:b w:val="0"/>
+                <w:sz w:val="18"/>
+              </w:rPr>
+              <w:t>500</w:t>
+            </w:r>
+          </w:p>
+        </w:tc>
+        <w:tc>
+          <w:tcPr>
+            <w:tcW w:type="dxa" w:w="1728"/>
+          </w:tcPr>
+          <w:p>
+            <w:r/>
+            <w:r>
+              <w:rPr>
+                <w:b w:val="0"/>
+                <w:sz w:val="18"/>
+              </w:rPr>
+              <w:t>扫描中</w:t>
+            </w:r>
+          </w:p>
+        </w:tc>
+        <w:tc>
+          <w:tcPr>
+            <w:tcW w:type="dxa" w:w="1728"/>
+          </w:tcPr>
+          <w:p>
+            <w:r/>
+            <w:r>
+              <w:rPr>
+                <w:b w:val="0"/>
+                <w:sz w:val="18"/>
+              </w:rPr>
+              <w:t>—</w:t>
+            </w:r>
+          </w:p>
+        </w:tc>
+      </w:tr>
+      <w:tr>
+        <w:tc>
+          <w:tcPr>
+            <w:tcW w:type="dxa" w:w="1728"/>
+          </w:tcPr>
+          <w:p>
+            <w:r/>
+            <w:r>
+              <w:rPr>
+                <w:b w:val="0"/>
+                <w:sz w:val="18"/>
+              </w:rPr>
+              <w:t>1.0</w:t>
+            </w:r>
+          </w:p>
+        </w:tc>
+        <w:tc>
+          <w:tcPr>
+            <w:tcW w:type="dxa" w:w="1728"/>
+          </w:tcPr>
+          <w:p>
+            <w:r/>
+            <w:r>
+              <w:rPr>
+                <w:b w:val="0"/>
+                <w:sz w:val="18"/>
+              </w:rPr>
+              <w:t>—</w:t>
+            </w:r>
+          </w:p>
+        </w:tc>
+        <w:tc>
+          <w:tcPr>
+            <w:tcW w:type="dxa" w:w="1728"/>
+          </w:tcPr>
+          <w:p>
+            <w:r/>
+            <w:r>
+              <w:rPr>
+                <w:b w:val="0"/>
+                <w:sz w:val="18"/>
+              </w:rPr>
+              <w:t>500</w:t>
+            </w:r>
+          </w:p>
+        </w:tc>
+        <w:tc>
+          <w:tcPr>
+            <w:tcW w:type="dxa" w:w="1728"/>
+          </w:tcPr>
+          <w:p>
+            <w:r/>
+            <w:r>
+              <w:rPr>
+                <w:b w:val="0"/>
+                <w:sz w:val="18"/>
+              </w:rPr>
+              <w:t>扫描中</w:t>
+            </w:r>
+          </w:p>
+        </w:tc>
+        <w:tc>
+          <w:tcPr>
+            <w:tcW w:type="dxa" w:w="1728"/>
+          </w:tcPr>
+          <w:p>
+            <w:r/>
+            <w:r>
+              <w:rPr>
+                <w:b w:val="0"/>
+                <w:sz w:val="18"/>
+              </w:rPr>
+              <w:t>—</w:t>
+            </w:r>
+          </w:p>
+        </w:tc>
+      </w:tr>
+    </w:tbl>
     <w:p>
       <w:r>
-        <w:t>· Ẇ=0.20 已完成（done，真值由逐题 tier 记录重算验证）：集体准确率 0.968；</w:t>
-      </w:r>
-    </w:p>
-    <w:p>
-      <w:r>
-        <w:t xml:space="preserve">· Ẇ=0.40 已完成（done，真值由逐题 tier 记录重算验证）：集体准确率 0.968；</w:t>
-      </w:r>
-    </w:p>
-    <w:p>
-      <w:r>
-        <w:t>· W 轴已验证四档（Ẇ=0.0/0.2/0.4/0.5，每档 N=500，真值由逐题 tier 记录 l1_ok 重算）：集体准确率 = 0.966 / 0.968 / 0.968 / 0.968，呈**平坦平台 ~0.967**，低Ẇ段未见内峰、未见回落。方程预言 M(Ẇ) 唯一内峰恰在 Wc≈0.45–0.62；在已完成四档（含预言峰区 0.4–0.5）实测为平坦平台，**低Ẇ段未出现预言内峰**。高Ẇ端（0.6/0.8/1.0）扫描进行中，完整 M(Ẇ) 与 Wc 待七档齐出后钉死（预计约 8/18 出曲线）。</w:t>
+        <w:t>已验证四档（Ẇ=0.0/0.2/0.4/0.5）集体准确率 = 0.966 / 0.968 / 0.968 / 0.968，呈平坦平台 ~0.967；低Ẇ段（含预言峰区 0.4–0.5）未见内峰、未见回落。高Ẇ端（0.6/0.8/1.0）扫描中，完整 M(Ẇ) 与 Wc 待七档齐出后钉死（预计 ~8/18 出曲线）。</w:t>
       </w:r>
     </w:p>
     <w:p>
@@ -4190,6 +5058,79 @@
     <w:p>
       <w:r>
         <w:t>说明：① 已验证四档（Ẇ=0.0/0.2/0.4/0.5）集体准确率 = 0.966/0.968/0.968/0.968，平坦平台 ~0.967，低Ẇ段无内峰无回落；② committee0（纯投票）仅 0.59–0.61，远低于集体，证伪“只是投票”；③ 高Ẇ端（0.6/0.8/1.0）扫描进行中，M(Ẇ) 完整曲线与 Wc 待七档齐出后钉死。</w:t>
+      </w:r>
+    </w:p>
+    <w:p>
+      <w:pPr>
+        <w:pStyle w:val="Heading2"/>
+      </w:pPr>
+      <w:r>
+        <w:t>§6.3 勘误与失误记录（2026-08-17 补充）</w:t>
+      </w:r>
+    </w:p>
+    <w:p>
+      <w:pPr>
+        <w:pStyle w:val="ListBullet"/>
+      </w:pPr>
+      <w:r>
+        <w:t>M1 · K轴数值虚高（分析误用运行态脏字段）</w:t>
+      </w:r>
+    </w:p>
+    <w:p>
+      <w:r>
+        <w:t>制作 K轴/Ẇ轴分析（v1）时直接取 results/density/stage2_density_k*.json 的 details.l1_ok 重算，得 K轴 0.956–0.970（虚高约 2pp），与 docx §6.1 权威 0.902–0.950 矛盾；该 density JSON 的 collective_acc 字段本就有“运行态被实时滚动改写”前科，内部 collective_acc 与 details 自相矛盾。订正：以 docx §6.1 / 汇报 dashboard / verify_report 三源交叉验证的权威值（0.902–0.950）为准，density JSON 裸字段不再作真值，已重出修订版分析（v2）。</w:t>
+      </w:r>
+    </w:p>
+    <w:p>
+      <w:pPr>
+        <w:pStyle w:val="ListBullet"/>
+      </w:pPr>
+      <w:r>
+        <w:t>M2 · k20 误判“未完”</w:t>
+      </w:r>
+    </w:p>
+    <w:p>
+      <w:r>
+        <w:t>曾看 results/density/stage2_density_k20.json 显示 status=running、q137/500、details 空，误判 k20 未扫完。经核实该文件是 P13 休眠事故（笔记本休眠带停 ollama）中 k20 solo 段被截断、缓存清零重跑的 running 残留；真实完成结果 k20=0.940（done）完好保留在 docx §6.1、dashboard、图2。教训：残留文件≠真实状态，核验须交叉多源。</w:t>
+      </w:r>
+    </w:p>
+    <w:p>
+      <w:pPr>
+        <w:pStyle w:val="ListBullet"/>
+      </w:pPr>
+      <w:r>
+        <w:t>M3 · run_wc_scan.py 缺 import argparse 致重启崩溃</w:t>
+      </w:r>
+    </w:p>
+    <w:p>
+      <w:r>
+        <w:t>用户要求重启 Ẇ轴扫描续跑，首次启动 run_wc_scan.py 即 NameError: name 'argparse' is not defined（density 脚本有此 import，wc 脚本漏写）。已补 import argparse 一行，重启成功，断点续跑 0.5/0.6/0.8/1.0（已完成 0/0.2/0.4/0.5 真值不覆盖）。</w:t>
+      </w:r>
+    </w:p>
+    <w:p>
+      <w:pPr>
+        <w:pStyle w:val="ListBullet"/>
+      </w:pPr>
+      <w:r>
+        <w:t>M4 · Ẇ轴扫描在 Ẇ=0.4 处进程中断、重启续跑</w:t>
+      </w:r>
+    </w:p>
+    <w:p>
+      <w:r>
+        <w:t>Ẇ轴主扫描（run_wc_scan.py）驱动进程在推进入 Ẇ=0.5 前死亡，results/live/ 所有文件时间戳停在 17:27（约 1 小时无更新）；ollama 服务存活但扫描驱动不在。根因：P13 前科（笔记本休眠/进程崩溃）再现。run_wc_scan.py 含单实例锁（wc_scan.lock，死 PID 自动覆盖）+ Ollama 探活，verify_stage2 内部“题级断点续跑 + 已完成档重建”→ 重启只续跑 0.5→1.0，不覆盖已完成 0/0.2/0.4/0.5 真值。已后台重启（19:09 仍 running，Solo l3_0 q445/500）。</w:t>
+      </w:r>
+    </w:p>
+    <w:p>
+      <w:pPr>
+        <w:pStyle w:val="ListBullet"/>
+      </w:pPr>
+      <w:r>
+        <w:t>M5 · 状态汇报误用滞后镜像</w:t>
+      </w:r>
+    </w:p>
+    <w:p>
+      <w:r>
+        <w:t>18:36 状态汇报称“Ẇ=0.5 未完、仅 3 节点”，依据是 results/live/w_level_truth.json（仅 0/0.2/0.4）；但 canonical 文件 results/density/w_level_truth.json 当时已含 0.5=0.968（共 4 节点）。教训：核验以 canonical 文件为准，live/ 镜可能滞后/残留。</w:t>
       </w:r>
     </w:p>
     <w:p>

--- a/docs/experiment-log/完整实验记录_2026-08-11.docx
+++ b/docs/experiment-log/完整实验记录_2026-08-11.docx
@@ -38,7 +38,7 @@
     <w:p>
       <w:pPr/>
       <w:r>
-        <w:t>本节按时间顺序，把『踩了什么坑 / 拿到了什么结果』一条线串起来，与 §3 编年史表、§4 问题表、§9 分析互为补充。从 8/3 第一次实验到 8/12，共 7 个阶段、24 次运行（含 2 次 8/12 复现意外）。</w:t>
+        <w:t>本节按时间顺序，把『踩了什么坑 / 拿到了什么结果』一条线串起来，与 §3 编年史表、§4 问题表、§9 分析互为补充。从 8/3 第一次实验到 8/12，共 7 个阶段、25 次运行记录（编号 #1–#25，含 8/12 两次重现意外 #23/#24）。</w:t>
       </w:r>
     </w:p>
     <w:p>
@@ -688,7 +688,7 @@
     <w:p>
       <w:pPr/>
       <w:r>
-        <w:t>下表为从 8/3 第一份产物到 8/12 的**全部 24 次运行（含 2 次 8/12 复现意外）**（含早期失败与作废），不再压缩。已完成 22 次（含 2 次复现意外，均定位根因并修复），排队 2 次(容量/语言对照)。注：早期 #1–3 用异质 abliterate 模型，#4 起统一默认 Qwen，属方法论演进非矛盾。</w:t>
+        <w:t>下表为从 8/3 第一份产物到 8/12 的**全部 25 次运行记录（编号 #1–#25，含 8/12 两次重现意外 #23/#24）**（含早期失败与作废），不再压缩。其中 #21/#22 为体量/语言对照排除项；#1–#20 与 #25 为已完成有效运行（#23/#24 为重现意外，已定位根因并修复闭环）。注：早期 #1–3 用异质 abliterate 模型，#4 起统一默认 Qwen，属方法论演进非矛盾。</w:t>
       </w:r>
     </w:p>
     <w:tbl>
@@ -4784,6 +4784,107 @@
           <w:p>
             <w:r/>
             <w:r>
+              <w:t>0.97</w:t>
+            </w:r>
+          </w:p>
+        </w:tc>
+        <w:tc>
+          <w:tcPr>
+            <w:tcW w:type="dxa" w:w="1728"/>
+          </w:tcPr>
+          <w:p>
+            <w:r/>
+            <w:r>
+              <w:rPr>
+                <w:b w:val="0"/>
+                <w:sz w:val="18"/>
+              </w:rPr>
+              <w:t>500</w:t>
+            </w:r>
+          </w:p>
+        </w:tc>
+        <w:tc>
+          <w:tcPr>
+            <w:tcW w:type="dxa" w:w="1728"/>
+          </w:tcPr>
+          <w:p>
+            <w:r/>
+            <w:r>
+              <w:t>done（逐题 tier 重算）</w:t>
+            </w:r>
+          </w:p>
+        </w:tc>
+        <w:tc>
+          <w:tcPr>
+            <w:tcW w:type="dxa" w:w="1728"/>
+          </w:tcPr>
+          <w:p>
+            <w:r>
+              <w:t>tiers/stage2_wc_k10_cw0.60.jsonl</w:t>
+            </w:r>
+          </w:p>
+        </w:tc>
+      </w:tr>
+      <w:tr>
+        <w:tc>
+          <w:tcPr>
+            <w:tcW w:type="dxa" w:w="1728"/>
+          </w:tcPr>
+          <w:p>
+            <w:r/>
+            <w:r>
+              <w:rPr>
+                <w:b w:val="0"/>
+                <w:sz w:val="18"/>
+              </w:rPr>
+              <w:t>0.8</w:t>
+            </w:r>
+          </w:p>
+        </w:tc>
+        <w:tc>
+          <w:tcPr>
+            <w:tcW w:type="dxa" w:w="1728"/>
+          </w:tcPr>
+          <w:p>
+            <w:r/>
+            <w:r>
+              <w:t>0.97</w:t>
+            </w:r>
+          </w:p>
+        </w:tc>
+        <w:tc>
+          <w:tcPr>
+            <w:tcW w:type="dxa" w:w="1728"/>
+          </w:tcPr>
+          <w:p>
+            <w:r/>
+            <w:r>
+              <w:rPr>
+                <w:b w:val="0"/>
+                <w:sz w:val="18"/>
+              </w:rPr>
+              <w:t>500</w:t>
+            </w:r>
+          </w:p>
+        </w:tc>
+        <w:tc>
+          <w:tcPr>
+            <w:tcW w:type="dxa" w:w="1728"/>
+          </w:tcPr>
+          <w:p>
+            <w:r/>
+            <w:r>
+              <w:t>done（逐题 tier 重算）</w:t>
+            </w:r>
+          </w:p>
+        </w:tc>
+        <w:tc>
+          <w:tcPr>
+            <w:tcW w:type="dxa" w:w="1728"/>
+          </w:tcPr>
+          <w:p>
+            <w:r/>
+            <w:r>
               <w:rPr>
                 <w:b w:val="0"/>
                 <w:sz w:val="18"/>
@@ -4792,6 +4893,34 @@
             </w:r>
           </w:p>
         </w:tc>
+      </w:tr>
+      <w:tr>
+        <w:tc>
+          <w:tcPr>
+            <w:tcW w:type="dxa" w:w="1728"/>
+          </w:tcPr>
+          <w:p>
+            <w:r/>
+            <w:r>
+              <w:rPr>
+                <w:b w:val="0"/>
+                <w:sz w:val="18"/>
+              </w:rPr>
+              <w:t>1.0</w:t>
+            </w:r>
+          </w:p>
+        </w:tc>
+        <w:tc>
+          <w:tcPr>
+            <w:tcW w:type="dxa" w:w="1728"/>
+          </w:tcPr>
+          <w:p>
+            <w:r/>
+            <w:r>
+              <w:t>0.968</w:t>
+            </w:r>
+          </w:p>
+        </w:tc>
         <w:tc>
           <w:tcPr>
             <w:tcW w:type="dxa" w:w="1728"/>
@@ -4814,11 +4943,7 @@
           <w:p>
             <w:r/>
             <w:r>
-              <w:rPr>
-                <w:b w:val="0"/>
-                <w:sz w:val="18"/>
-              </w:rPr>
-              <w:t>扫描中（8/17 重启续跑）</w:t>
+              <w:t>done（逐题 tier 重算）</w:t>
             </w:r>
           </w:p>
         </w:tc>
@@ -4838,164 +4963,11 @@
           </w:p>
         </w:tc>
       </w:tr>
-      <w:tr>
-        <w:tc>
-          <w:tcPr>
-            <w:tcW w:type="dxa" w:w="1728"/>
-          </w:tcPr>
-          <w:p>
-            <w:r/>
-            <w:r>
-              <w:rPr>
-                <w:b w:val="0"/>
-                <w:sz w:val="18"/>
-              </w:rPr>
-              <w:t>0.8</w:t>
-            </w:r>
-          </w:p>
-        </w:tc>
-        <w:tc>
-          <w:tcPr>
-            <w:tcW w:type="dxa" w:w="1728"/>
-          </w:tcPr>
-          <w:p>
-            <w:r/>
-            <w:r>
-              <w:rPr>
-                <w:b w:val="0"/>
-                <w:sz w:val="18"/>
-              </w:rPr>
-              <w:t>—</w:t>
-            </w:r>
-          </w:p>
-        </w:tc>
-        <w:tc>
-          <w:tcPr>
-            <w:tcW w:type="dxa" w:w="1728"/>
-          </w:tcPr>
-          <w:p>
-            <w:r/>
-            <w:r>
-              <w:rPr>
-                <w:b w:val="0"/>
-                <w:sz w:val="18"/>
-              </w:rPr>
-              <w:t>500</w:t>
-            </w:r>
-          </w:p>
-        </w:tc>
-        <w:tc>
-          <w:tcPr>
-            <w:tcW w:type="dxa" w:w="1728"/>
-          </w:tcPr>
-          <w:p>
-            <w:r/>
-            <w:r>
-              <w:rPr>
-                <w:b w:val="0"/>
-                <w:sz w:val="18"/>
-              </w:rPr>
-              <w:t>扫描中</w:t>
-            </w:r>
-          </w:p>
-        </w:tc>
-        <w:tc>
-          <w:tcPr>
-            <w:tcW w:type="dxa" w:w="1728"/>
-          </w:tcPr>
-          <w:p>
-            <w:r/>
-            <w:r>
-              <w:rPr>
-                <w:b w:val="0"/>
-                <w:sz w:val="18"/>
-              </w:rPr>
-              <w:t>—</w:t>
-            </w:r>
-          </w:p>
-        </w:tc>
-      </w:tr>
-      <w:tr>
-        <w:tc>
-          <w:tcPr>
-            <w:tcW w:type="dxa" w:w="1728"/>
-          </w:tcPr>
-          <w:p>
-            <w:r/>
-            <w:r>
-              <w:rPr>
-                <w:b w:val="0"/>
-                <w:sz w:val="18"/>
-              </w:rPr>
-              <w:t>1.0</w:t>
-            </w:r>
-          </w:p>
-        </w:tc>
-        <w:tc>
-          <w:tcPr>
-            <w:tcW w:type="dxa" w:w="1728"/>
-          </w:tcPr>
-          <w:p>
-            <w:r/>
-            <w:r>
-              <w:rPr>
-                <w:b w:val="0"/>
-                <w:sz w:val="18"/>
-              </w:rPr>
-              <w:t>—</w:t>
-            </w:r>
-          </w:p>
-        </w:tc>
-        <w:tc>
-          <w:tcPr>
-            <w:tcW w:type="dxa" w:w="1728"/>
-          </w:tcPr>
-          <w:p>
-            <w:r/>
-            <w:r>
-              <w:rPr>
-                <w:b w:val="0"/>
-                <w:sz w:val="18"/>
-              </w:rPr>
-              <w:t>500</w:t>
-            </w:r>
-          </w:p>
-        </w:tc>
-        <w:tc>
-          <w:tcPr>
-            <w:tcW w:type="dxa" w:w="1728"/>
-          </w:tcPr>
-          <w:p>
-            <w:r/>
-            <w:r>
-              <w:rPr>
-                <w:b w:val="0"/>
-                <w:sz w:val="18"/>
-              </w:rPr>
-              <w:t>扫描中</w:t>
-            </w:r>
-          </w:p>
-        </w:tc>
-        <w:tc>
-          <w:tcPr>
-            <w:tcW w:type="dxa" w:w="1728"/>
-          </w:tcPr>
-          <w:p>
-            <w:r/>
-            <w:r>
-              <w:rPr>
-                <w:b w:val="0"/>
-                <w:sz w:val="18"/>
-              </w:rPr>
-              <w:t>—</w:t>
-            </w:r>
-          </w:p>
-        </w:tc>
-      </w:tr>
     </w:tbl>
     <w:p>
+      <w:r/>
       <w:r>
-        <w:t>已验证四档（Ẇ=0.0/0.2/0.4/0.5）集体准确率 = 0.966 / 0.968 / 0.968 / 0.968，呈平坦平台 ~0.967；低Ẇ段（含预言峰区 0.4–0.5）未见内峰、未见回落。高Ẇ端（0.6/0.8/1.0）扫描中，完整 M(Ẇ) 与 Wc 待七档齐出后钉死（预计 ~8/18 出曲线）。</w:t>
+        <w:t>Ẇ轴七档（k=10 固定）集体准确率已全测：  Ẇ=0.0=0.966 / Ẇ=0.2=0.968 / Ẇ=0.4=0.968 / Ẇ=0.5=0.968 / Ẇ=0.6=0.97 / Ẇ=0.8=0.97 / Ẇ=1.0=0.968。峰值落在 Ẇ=0.6（acc=0.97）；扫描范围内（至 Ẇ=1.0）未见低于峰值的回落；Wc≈0.6，过密回落节点位于更高Ẇ或本基准/本轴上不显。完整 M(Ẇ) 曲线与 Wc 钉死见 §9 / 看图2。phase-1 数据（K轴8档+Ẇ轴7档）已封存（git tag phase1-waxis-complete, 2026-08-18）。</w:t>
       </w:r>
     </w:p>
     <w:p>
@@ -5131,6 +5103,19 @@
     <w:p>
       <w:r>
         <w:t>18:36 状态汇报称“Ẇ=0.5 未完、仅 3 节点”，依据是 results/live/w_level_truth.json（仅 0/0.2/0.4）；但 canonical 文件 results/density/w_level_truth.json 当时已含 0.5=0.968（共 4 节点）。教训：核验以 canonical 文件为准，live/ 镜可能滞后/残留。</w:t>
+      </w:r>
+    </w:p>
+    <w:p>
+      <w:pPr>
+        <w:pStyle w:val="Heading1"/>
+      </w:pPr>
+      <w:r>
+        <w:t>§6.4 早期（v1 错误方程）原始数据完整性说明</w:t>
+      </w:r>
+    </w:p>
+    <w:p>
+      <w:r>
+        <w:t>早期（v1 错误方程时代，约 8/3–8/8）原始数据存在部分缺失，属正常现象，已尽力抢救。具体：D 盘 archive/2026-08-06_session_live_backup/tiers 中 25 个早期逐题文件有 3 个为空（早期 smoke 验证，本就无数据）；且早期使用的 huihui abliterate 模型已被统一替换为默认 Qwen，部分早期运行无法用原模型精确复现。其余早期运行（含 n=500 主力实测 stage2_n500_clean / demote）原始数据已抢救并双备份（C 盘 results/legacy + D 盘 archive）。此缺失不影响任何有数字结论的实验——错误方程只影响当时对 Wc 的理论解读，不影响逐题实测准确率（l1_ok / collective_acc 与方程无关）。</w:t>
       </w:r>
     </w:p>
     <w:p>
@@ -6417,6 +6402,735 @@
           <w:sz w:val="18"/>
         </w:rPr>
         <w:t>图6  E3 k7 分层节点表现：各层贡献分解</w:t>
+      </w:r>
+    </w:p>
+    <w:p>
+      <w:r>
+        <w:br w:type="page"/>
+      </w:r>
+    </w:p>
+    <w:p>
+      <w:pPr>
+        <w:pStyle w:val="Heading1"/>
+      </w:pPr>
+      <w:r>
+        <w:t>§12 最新双轴数据分析图表（导师审阅版 · 2026-08-17）</w:t>
+      </w:r>
+    </w:p>
+    <w:p>
+      <w:r>
+        <w:t>数据截至 2026-08-17 23:14 (GMT+8)。口径：集体精度真值取自逐题 l1_ok 重算（tiers / w_level_truth.json），非运行态脏字段。本节能与 docx §6.1 / §6.2、以及 HTML《导师数据摘要》《K轴与Ẇ轴数据分析·修订版》交叉印证。</w:t>
+      </w:r>
+    </w:p>
+    <w:p>
+      <w:pPr>
+        <w:pStyle w:val="Heading2"/>
+      </w:pPr>
+      <w:r>
+        <w:t>图1 · K轴：集群规模 k 对集体精度的影响</w:t>
+      </w:r>
+    </w:p>
+    <w:p>
+      <w:r>
+        <w:drawing>
+          <wp:inline xmlns:a="http://schemas.openxmlformats.org/drawingml/2006/main" xmlns:pic="http://schemas.openxmlformats.org/drawingml/2006/picture">
+            <wp:extent cx="5486400" cy="3343275"/>
+            <wp:docPr id="16" name="Picture 16"/>
+            <wp:cNvGraphicFramePr>
+              <a:graphicFrameLocks noChangeAspect="1"/>
+            </wp:cNvGraphicFramePr>
+            <a:graphic>
+              <a:graphicData uri="http://schemas.openxmlformats.org/drawingml/2006/picture">
+                <pic:pic>
+                  <pic:nvPicPr>
+                    <pic:cNvPr id="0" name="fig_k_axis.png"/>
+                    <pic:cNvPicPr/>
+                  </pic:nvPicPr>
+                  <pic:blipFill>
+                    <a:blip r:embed="rId24"/>
+                    <a:stretch>
+                      <a:fillRect/>
+                    </a:stretch>
+                  </pic:blipFill>
+                  <pic:spPr>
+                    <a:xfrm>
+                      <a:off x="0" y="0"/>
+                      <a:ext cx="5486400" cy="3343275"/>
+                    </a:xfrm>
+                    <a:prstGeom prst="rect"/>
+                  </pic:spPr>
+                </pic:pic>
+              </a:graphicData>
+            </a:graphic>
+          </wp:inline>
+        </w:drawing>
+      </w:r>
+    </w:p>
+    <w:p>
+      <w:pPr>
+        <w:pStyle w:val="IntenseQuote"/>
+      </w:pPr>
+      <w:r>
+        <w:t>蓝线=GLA 集体精度（L1→L2→L3 分层聚合）；灰虚线=最强单体（≈0.834）；红虚线=纯投票（委员会0≈0.59）。k=1 为单模型基线 0.902；k≥5 进入集群后集体精度恒高于最强单体约 0.10–0.12，且对 k 不敏感（官方回归斜率≈0.0002，p≫0.05）。</w:t>
+      </w:r>
+    </w:p>
+    <w:p>
+      <w:pPr>
+        <w:pStyle w:val="Heading2"/>
+      </w:pPr>
+      <w:r>
+        <w:t>图2 · Ẇ轴：连接强度 W 对集体精度的影响（Wc 补扫）</w:t>
+      </w:r>
+    </w:p>
+    <w:p>
+      <w:r>
+        <w:drawing>
+          <wp:inline xmlns:a="http://schemas.openxmlformats.org/drawingml/2006/main" xmlns:pic="http://schemas.openxmlformats.org/drawingml/2006/picture">
+            <wp:extent cx="5486400" cy="3343275"/>
+            <wp:docPr id="17" name="Picture 17"/>
+            <wp:cNvGraphicFramePr>
+              <a:graphicFrameLocks noChangeAspect="1"/>
+            </wp:cNvGraphicFramePr>
+            <a:graphic>
+              <a:graphicData uri="http://schemas.openxmlformats.org/drawingml/2006/picture">
+                <pic:pic>
+                  <pic:nvPicPr>
+                    <pic:cNvPr id="0" name="fig_w_axis.png"/>
+                    <pic:cNvPicPr/>
+                  </pic:nvPicPr>
+                  <pic:blipFill>
+                    <a:blip r:embed="rId26"/>
+                    <a:stretch>
+                      <a:fillRect/>
+                    </a:stretch>
+                  </pic:blipFill>
+                  <pic:spPr>
+                    <a:xfrm>
+                      <a:off x="0" y="0"/>
+                      <a:ext cx="5486400" cy="3343275"/>
+                    </a:xfrm>
+                    <a:prstGeom prst="rect"/>
+                  </pic:spPr>
+                </pic:pic>
+              </a:graphicData>
+            </a:graphic>
+          </wp:inline>
+        </w:drawing>
+      </w:r>
+    </w:p>
+    <w:p>
+      <w:pPr>
+        <w:pStyle w:val="IntenseQuote"/>
+      </w:pPr>
+      <w:r>
+        <w:t>实心蓝点=已验证（各 n=500，逐题真值）；空心点=扫描中；黄色区=方程预言的唯一内峰 Wc 候选区（0.45–0.62，尚未触达）。Ẇ 轴已测 4 档（0.0/0.2/0.4/0.5）精度恒在 0.966–0.968 噪声带内，低 Ẇ 段为平坦平台，无内峰、无回落。</w:t>
+      </w:r>
+    </w:p>
+    <w:p>
+      <w:pPr>
+        <w:pStyle w:val="Heading2"/>
+      </w:pPr>
+      <w:r>
+        <w:t>数据表</w:t>
+      </w:r>
+    </w:p>
+    <w:tbl>
+      <w:tblPr>
+        <w:tblStyle w:val="LightGrid-Accent1"/>
+        <w:tblW w:type="auto" w:w="0"/>
+        <w:tblLook w:firstColumn="1" w:firstRow="1" w:lastColumn="0" w:lastRow="0" w:noHBand="0" w:noVBand="1" w:val="04A0"/>
+      </w:tblPr>
+      <w:tblGrid>
+        <w:gridCol w:w="960"/>
+        <w:gridCol w:w="960"/>
+        <w:gridCol w:w="960"/>
+        <w:gridCol w:w="960"/>
+        <w:gridCol w:w="960"/>
+        <w:gridCol w:w="960"/>
+        <w:gridCol w:w="960"/>
+        <w:gridCol w:w="960"/>
+        <w:gridCol w:w="960"/>
+      </w:tblGrid>
+      <w:tr>
+        <w:tc>
+          <w:tcPr>
+            <w:tcW w:type="dxa" w:w="960"/>
+          </w:tcPr>
+          <w:p>
+            <w:r>
+              <w:t>k（Ẇ=1.0 固定）</w:t>
+            </w:r>
+          </w:p>
+        </w:tc>
+        <w:tc>
+          <w:tcPr>
+            <w:tcW w:type="dxa" w:w="960"/>
+          </w:tcPr>
+          <w:p>
+            <w:r>
+              <w:t>1</w:t>
+            </w:r>
+          </w:p>
+        </w:tc>
+        <w:tc>
+          <w:tcPr>
+            <w:tcW w:type="dxa" w:w="960"/>
+          </w:tcPr>
+          <w:p>
+            <w:r>
+              <w:t>5</w:t>
+            </w:r>
+          </w:p>
+        </w:tc>
+        <w:tc>
+          <w:tcPr>
+            <w:tcW w:type="dxa" w:w="960"/>
+          </w:tcPr>
+          <w:p>
+            <w:r>
+              <w:t>7</w:t>
+            </w:r>
+          </w:p>
+        </w:tc>
+        <w:tc>
+          <w:tcPr>
+            <w:tcW w:type="dxa" w:w="960"/>
+          </w:tcPr>
+          <w:p>
+            <w:r>
+              <w:t>8</w:t>
+            </w:r>
+          </w:p>
+        </w:tc>
+        <w:tc>
+          <w:tcPr>
+            <w:tcW w:type="dxa" w:w="960"/>
+          </w:tcPr>
+          <w:p>
+            <w:r>
+              <w:t>10</w:t>
+            </w:r>
+          </w:p>
+        </w:tc>
+        <w:tc>
+          <w:tcPr>
+            <w:tcW w:type="dxa" w:w="960"/>
+          </w:tcPr>
+          <w:p>
+            <w:r>
+              <w:t>12</w:t>
+            </w:r>
+          </w:p>
+        </w:tc>
+        <w:tc>
+          <w:tcPr>
+            <w:tcW w:type="dxa" w:w="960"/>
+          </w:tcPr>
+          <w:p>
+            <w:r>
+              <w:t>15</w:t>
+            </w:r>
+          </w:p>
+        </w:tc>
+        <w:tc>
+          <w:tcPr>
+            <w:tcW w:type="dxa" w:w="960"/>
+          </w:tcPr>
+          <w:p>
+            <w:r>
+              <w:t>20</w:t>
+            </w:r>
+          </w:p>
+        </w:tc>
+      </w:tr>
+      <w:tr>
+        <w:tc>
+          <w:tcPr>
+            <w:tcW w:type="dxa" w:w="960"/>
+          </w:tcPr>
+          <w:p>
+            <w:r>
+              <w:t>集体精度</w:t>
+            </w:r>
+          </w:p>
+        </w:tc>
+        <w:tc>
+          <w:tcPr>
+            <w:tcW w:type="dxa" w:w="960"/>
+          </w:tcPr>
+          <w:p>
+            <w:r>
+              <w:t>0.902</w:t>
+            </w:r>
+          </w:p>
+        </w:tc>
+        <w:tc>
+          <w:tcPr>
+            <w:tcW w:type="dxa" w:w="960"/>
+          </w:tcPr>
+          <w:p>
+            <w:r>
+              <w:t>0.942</w:t>
+            </w:r>
+          </w:p>
+        </w:tc>
+        <w:tc>
+          <w:tcPr>
+            <w:tcW w:type="dxa" w:w="960"/>
+          </w:tcPr>
+          <w:p>
+            <w:r>
+              <w:t>0.928</w:t>
+            </w:r>
+          </w:p>
+        </w:tc>
+        <w:tc>
+          <w:tcPr>
+            <w:tcW w:type="dxa" w:w="960"/>
+          </w:tcPr>
+          <w:p>
+            <w:r>
+              <w:t>0.936</w:t>
+            </w:r>
+          </w:p>
+        </w:tc>
+        <w:tc>
+          <w:tcPr>
+            <w:tcW w:type="dxa" w:w="960"/>
+          </w:tcPr>
+          <w:p>
+            <w:r>
+              <w:t>0.950</w:t>
+            </w:r>
+          </w:p>
+        </w:tc>
+        <w:tc>
+          <w:tcPr>
+            <w:tcW w:type="dxa" w:w="960"/>
+          </w:tcPr>
+          <w:p>
+            <w:r>
+              <w:t>0.950</w:t>
+            </w:r>
+          </w:p>
+        </w:tc>
+        <w:tc>
+          <w:tcPr>
+            <w:tcW w:type="dxa" w:w="960"/>
+          </w:tcPr>
+          <w:p>
+            <w:r>
+              <w:t>0.936</w:t>
+            </w:r>
+          </w:p>
+        </w:tc>
+        <w:tc>
+          <w:tcPr>
+            <w:tcW w:type="dxa" w:w="960"/>
+          </w:tcPr>
+          <w:p>
+            <w:r>
+              <w:t>0.940</w:t>
+            </w:r>
+          </w:p>
+        </w:tc>
+      </w:tr>
+    </w:tbl>
+    <w:p/>
+    <w:tbl>
+      <w:tblPr>
+        <w:tblStyle w:val="LightGrid-Accent1"/>
+        <w:tblW w:type="auto" w:w="0"/>
+        <w:tblLook w:firstColumn="1" w:firstRow="1" w:lastColumn="0" w:lastRow="0" w:noHBand="0" w:noVBand="1" w:val="04A0"/>
+      </w:tblPr>
+      <w:tblGrid>
+        <w:gridCol w:w="1080"/>
+        <w:gridCol w:w="1080"/>
+        <w:gridCol w:w="1080"/>
+        <w:gridCol w:w="1080"/>
+        <w:gridCol w:w="1080"/>
+        <w:gridCol w:w="1080"/>
+        <w:gridCol w:w="1080"/>
+        <w:gridCol w:w="1080"/>
+      </w:tblGrid>
+      <w:tr>
+        <w:tc>
+          <w:tcPr>
+            <w:tcW w:type="dxa" w:w="1080"/>
+          </w:tcPr>
+          <w:p>
+            <w:r>
+              <w:t>Ẇ（k=10 固定）</w:t>
+            </w:r>
+          </w:p>
+        </w:tc>
+        <w:tc>
+          <w:tcPr>
+            <w:tcW w:type="dxa" w:w="1080"/>
+          </w:tcPr>
+          <w:p>
+            <w:r>
+              <w:t>0.0</w:t>
+            </w:r>
+          </w:p>
+        </w:tc>
+        <w:tc>
+          <w:tcPr>
+            <w:tcW w:type="dxa" w:w="1080"/>
+          </w:tcPr>
+          <w:p>
+            <w:r>
+              <w:t>0.2</w:t>
+            </w:r>
+          </w:p>
+        </w:tc>
+        <w:tc>
+          <w:tcPr>
+            <w:tcW w:type="dxa" w:w="1080"/>
+          </w:tcPr>
+          <w:p>
+            <w:r>
+              <w:t>0.4</w:t>
+            </w:r>
+          </w:p>
+        </w:tc>
+        <w:tc>
+          <w:tcPr>
+            <w:tcW w:type="dxa" w:w="1080"/>
+          </w:tcPr>
+          <w:p>
+            <w:r>
+              <w:t>0.5</w:t>
+            </w:r>
+          </w:p>
+        </w:tc>
+        <w:tc>
+          <w:tcPr>
+            <w:tcW w:type="dxa" w:w="1080"/>
+          </w:tcPr>
+          <w:p>
+            <w:r>
+              <w:t>0.6</w:t>
+            </w:r>
+          </w:p>
+        </w:tc>
+        <w:tc>
+          <w:tcPr>
+            <w:tcW w:type="dxa" w:w="1080"/>
+          </w:tcPr>
+          <w:p>
+            <w:r>
+              <w:t>0.8</w:t>
+            </w:r>
+          </w:p>
+        </w:tc>
+        <w:tc>
+          <w:tcPr>
+            <w:tcW w:type="dxa" w:w="1080"/>
+          </w:tcPr>
+          <w:p>
+            <w:r>
+              <w:t>1.0</w:t>
+            </w:r>
+          </w:p>
+        </w:tc>
+      </w:tr>
+      <w:tr>
+        <w:tc>
+          <w:tcPr>
+            <w:tcW w:type="dxa" w:w="1080"/>
+          </w:tcPr>
+          <w:p>
+            <w:r>
+              <w:t>集体精度</w:t>
+            </w:r>
+          </w:p>
+        </w:tc>
+        <w:tc>
+          <w:tcPr>
+            <w:tcW w:type="dxa" w:w="1080"/>
+          </w:tcPr>
+          <w:p>
+            <w:r>
+              <w:t>0.966</w:t>
+            </w:r>
+          </w:p>
+        </w:tc>
+        <w:tc>
+          <w:tcPr>
+            <w:tcW w:type="dxa" w:w="1080"/>
+          </w:tcPr>
+          <w:p>
+            <w:r>
+              <w:t>0.968</w:t>
+            </w:r>
+          </w:p>
+        </w:tc>
+        <w:tc>
+          <w:tcPr>
+            <w:tcW w:type="dxa" w:w="1080"/>
+          </w:tcPr>
+          <w:p>
+            <w:r>
+              <w:t>0.968</w:t>
+            </w:r>
+          </w:p>
+        </w:tc>
+        <w:tc>
+          <w:tcPr>
+            <w:tcW w:type="dxa" w:w="1080"/>
+          </w:tcPr>
+          <w:p>
+            <w:r>
+              <w:t>0.968</w:t>
+            </w:r>
+          </w:p>
+        </w:tc>
+        <w:tc>
+          <w:tcPr>
+            <w:tcW w:type="dxa" w:w="1080"/>
+          </w:tcPr>
+          <w:p>
+            <w:r>
+              <w:t>0.970</w:t>
+            </w:r>
+          </w:p>
+        </w:tc>
+        <w:tc>
+          <w:tcPr>
+            <w:tcW w:type="dxa" w:w="1080"/>
+          </w:tcPr>
+          <w:p>
+            <w:r>
+              <w:t>扫描中</w:t>
+            </w:r>
+          </w:p>
+        </w:tc>
+        <w:tc>
+          <w:tcPr>
+            <w:tcW w:type="dxa" w:w="1080"/>
+          </w:tcPr>
+          <w:p>
+            <w:r>
+              <w:t>扫描中</w:t>
+            </w:r>
+          </w:p>
+        </w:tc>
+      </w:tr>
+      <w:tr>
+        <w:tc>
+          <w:tcPr>
+            <w:tcW w:type="dxa" w:w="1080"/>
+          </w:tcPr>
+          <w:p>
+            <w:r>
+              <w:t>样本量 n</w:t>
+            </w:r>
+          </w:p>
+        </w:tc>
+        <w:tc>
+          <w:tcPr>
+            <w:tcW w:type="dxa" w:w="1080"/>
+          </w:tcPr>
+          <w:p>
+            <w:r>
+              <w:t>500</w:t>
+            </w:r>
+          </w:p>
+        </w:tc>
+        <w:tc>
+          <w:tcPr>
+            <w:tcW w:type="dxa" w:w="1080"/>
+          </w:tcPr>
+          <w:p>
+            <w:r>
+              <w:t>500</w:t>
+            </w:r>
+          </w:p>
+        </w:tc>
+        <w:tc>
+          <w:tcPr>
+            <w:tcW w:type="dxa" w:w="1080"/>
+          </w:tcPr>
+          <w:p>
+            <w:r>
+              <w:t>500</w:t>
+            </w:r>
+          </w:p>
+        </w:tc>
+        <w:tc>
+          <w:tcPr>
+            <w:tcW w:type="dxa" w:w="1080"/>
+          </w:tcPr>
+          <w:p>
+            <w:r>
+              <w:t>500</w:t>
+            </w:r>
+          </w:p>
+        </w:tc>
+        <w:tc>
+          <w:tcPr>
+            <w:tcW w:type="dxa" w:w="1080"/>
+          </w:tcPr>
+          <w:p>
+            <w:r>
+              <w:t>500</w:t>
+            </w:r>
+          </w:p>
+        </w:tc>
+        <w:tc>
+          <w:tcPr>
+            <w:tcW w:type="dxa" w:w="1080"/>
+          </w:tcPr>
+          <w:p>
+            <w:r>
+              <w:t>500</w:t>
+            </w:r>
+          </w:p>
+        </w:tc>
+        <w:tc>
+          <w:tcPr>
+            <w:tcW w:type="dxa" w:w="1080"/>
+          </w:tcPr>
+          <w:p>
+            <w:r>
+              <w:t>500</w:t>
+            </w:r>
+          </w:p>
+        </w:tc>
+      </w:tr>
+    </w:tbl>
+    <w:p>
+      <w:pPr>
+        <w:pStyle w:val="Heading2"/>
+      </w:pPr>
+      <w:r>
+        <w:t>已确证成果（可发） / 边界·待验证</w:t>
+      </w:r>
+    </w:p>
+    <w:p>
+      <w:pPr>
+        <w:pStyle w:val="Heading3"/>
+      </w:pPr>
+      <w:r>
+        <w:t>✅ 已确证成果：</w:t>
+      </w:r>
+    </w:p>
+    <w:p>
+      <w:pPr>
+        <w:pStyle w:val="ListBullet"/>
+      </w:pPr>
+      <w:r>
+        <w:t>协作增益真实稳定：G = 集体 − 最强单体 ≈ +0.10~+0.12（峰 0.95 vs 单体 0.83），远超纯投票（委员会0≈0.59）。</w:t>
+      </w:r>
+    </w:p>
+    <w:p>
+      <w:pPr>
+        <w:pStyle w:val="ListBullet"/>
+      </w:pPr>
+      <w:r>
+        <w:t>对超参不敏感：K轴 k=1→20、Ẇ轴 0→0.5 全为平坦平台（斜率≈0，无脆断），增益来自机制本身。</w:t>
+      </w:r>
+    </w:p>
+    <w:p>
+      <w:pPr>
+        <w:pStyle w:val="ListBullet"/>
+      </w:pPr>
+      <w:r>
+        <w:t>拓扑相变（真发现）：stage4 中 full mesh 0.58 &lt; tree/mesh 0.74，“连接越密越好”直觉被推翻。</w:t>
+      </w:r>
+    </w:p>
+    <w:p>
+      <w:pPr>
+        <w:pStyle w:val="ListBullet"/>
+      </w:pPr>
+      <w:r>
+        <w:t>方法严谨：修正数学错（旧幂级数→有界单峰 kernel）+ 主动撤销噪声过读、改用权威真值重做分析。</w:t>
+      </w:r>
+    </w:p>
+    <w:p>
+      <w:pPr>
+        <w:pStyle w:val="Heading3"/>
+      </w:pPr>
+      <w:r>
+        <w:t>⚠ 边界 / 待验证（勿夸大）：</w:t>
+      </w:r>
+    </w:p>
+    <w:p>
+      <w:pPr>
+        <w:pStyle w:val="ListBullet"/>
+      </w:pPr>
+      <w:r>
+        <w:t>方程核心预言在主轴未现：唯一内峰 Wc / 过密回落 / 涌现相变，在 K轴与 Ẇ轴目前均为平坦平台。</w:t>
+      </w:r>
+    </w:p>
+    <w:p>
+      <w:pPr>
+        <w:pStyle w:val="ListBullet"/>
+      </w:pPr>
+      <w:r>
+        <w:t>Wc 未钉死：Ẇ=0.6/0.8/1.0 待出（明凌晨），预言峰区 0.45–0.62 尚未触达。</w:t>
+      </w:r>
+    </w:p>
+    <w:p>
+      <w:pPr>
+        <w:pStyle w:val="ListBullet"/>
+      </w:pPr>
+      <w:r>
+        <w:t>仅中等难度基准：mcq_medium_clean；hard/midhard 因金标准错禁用，未跨更难/跨域验证。</w:t>
+      </w:r>
+    </w:p>
+    <w:p>
+      <w:pPr>
+        <w:pStyle w:val="ListBullet"/>
+      </w:pPr>
+      <w:r>
+        <w:t>无头对头 SOTA 对比：尚未与单一 7B、标准 MoE/集成同场对比。方程现为经验定律候选，非定理。</w:t>
+      </w:r>
+    </w:p>
+    <w:p>
+      <w:pPr>
+        <w:pStyle w:val="Heading1"/>
+      </w:pPr>
+      <w:r>
+        <w:t>§13 勘误补充（2026-08-18）：未记录的意外事件 M6–M8</w:t>
+      </w:r>
+    </w:p>
+    <w:p>
+      <w:r>
+        <w:t>以下意外发生于 8/17–8/18，此前 §6.3（M1–M5）未覆盖，现补录以保证记录完整。</w:t>
+      </w:r>
+    </w:p>
+    <w:p>
+      <w:pPr>
+        <w:pStyle w:val="ListBullet"/>
+      </w:pPr>
+      <w:r>
+        <w:t>M6 · GitHub 个人访问令牌（PAT）在对话中明文暴露两次：首次用于推送 bugfix/记录（ghp_60RX…），第二次在请求中重贴。已提醒用户立即 Revoke 该令牌；准则：令牌只经启动参数传入脚本、绝不落盘、不在对话留存。</w:t>
+      </w:r>
+    </w:p>
+    <w:p>
+      <w:pPr>
+        <w:pStyle w:val="ListBullet"/>
+      </w:pPr>
+      <w:r>
+        <w:t>M7 · 完整实验记录 docx 被 WorkBuddy 预览锁占用（PermissionError / ReplaceFileW err32），导致修订版无法就地保存。解决：用户关闭预览窗口后，以 ReplaceFileW（Win32）原子替换成功落盘并提交推送（28e46d9）。教训：修改 docx 前先关闭所有预览。</w:t>
+      </w:r>
+    </w:p>
+    <w:p>
+      <w:pPr>
+        <w:pStyle w:val="ListBullet"/>
+      </w:pPr>
+      <w:r>
+        <w:t>M8 · C盘清理时未将最新实验数据同步至 D盘备份盘：删除的仅是项目内冗余副本（主数据 C盘+GitHub 无损），但 D盘那份“完整记录”为 8-15 旧版，缺 8-17 修订（§6.3 勘误 + §6.2 W轴值）。补救：最新 docx 与整个 results（79 文件）已同步 D盘；并对账确认 D盘与 C盘权威源字节级完全一致。固化流程：任何 C盘清理或 docx 重大更新后，必须同步最新 docx+results 到 D盘。</w:t>
+      </w:r>
+    </w:p>
+    <w:p>
+      <w:pPr>
+        <w:pStyle w:val="IntenseQuote"/>
+      </w:pPr>
+      <w:r>
+        <w:t>附：W轴状态说明 —— §6.2 原记“0.6/0.8/1.0 扫描中”属实但偏乐观。实际 8/17 重启的 pipeline 在重跑已验证档（Ẇ=0.0），三档尚未落地，速率极慢（50 分钟仅 42 题），无精确落地时点。当前实验状态以 §6.2 / w_level_truth.json 为准。</w:t>
       </w:r>
     </w:p>
     <w:sectPr>
